--- a/Debriefing HvanA.docx
+++ b/Debriefing HvanA.docx
@@ -47,18 +47,8 @@
           <w:bCs/>
           <w:u w:val="single" w:color="000000"/>
         </w:rPr>
-        <w:t xml:space="preserve">Debriefing </w:t>
-      </w:r>
-      <w:proofErr w:type="spellStart"/>
-      <w:r>
-        <w:rPr>
-          <w:b/>
-          <w:bCs/>
-          <w:u w:val="single" w:color="000000"/>
-        </w:rPr>
-        <w:t>HvanA</w:t>
-      </w:r>
-      <w:proofErr w:type="spellEnd"/>
+        <w:t>Debriefing HvanA</w:t>
+      </w:r>
       <w:r>
         <w:rPr>
           <w:b/>
@@ -84,9 +74,8 @@
           <w:u w:val="single"/>
           <w:lang w:val="fr-FR"/>
         </w:rPr>
-        <w:t xml:space="preserve">Marian, Rayhana, Beyza, Justin, Jesper, </w:t>
-      </w:r>
-      <w:proofErr w:type="spellStart"/>
+        <w:t>Marian, Rayhana, Beyza, Justin, Jesper, Mirial</w:t>
+      </w:r>
       <w:r>
         <w:rPr>
           <w:i/>
@@ -94,18 +83,8 @@
           <w:u w:val="single"/>
           <w:lang w:val="fr-FR"/>
         </w:rPr>
-        <w:t>Mirial</w:t>
-      </w:r>
-      <w:r>
-        <w:rPr>
-          <w:i/>
-          <w:iCs/>
-          <w:u w:val="single"/>
-          <w:lang w:val="fr-FR"/>
-        </w:rPr>
         <w:t>e</w:t>
       </w:r>
-      <w:proofErr w:type="spellEnd"/>
       <w:r>
         <w:rPr>
           <w:i/>
@@ -247,43 +226,14 @@
       <w:pPr>
         <w:ind w:left="0"/>
       </w:pPr>
-      <w:proofErr w:type="spellStart"/>
-      <w:r>
-        <w:t>HvanA</w:t>
-      </w:r>
-      <w:proofErr w:type="spellEnd"/>
-      <w:r>
-        <w:t xml:space="preserve"> bestaat acht jaren. De website was eerst een </w:t>
-      </w:r>
-      <w:proofErr w:type="spellStart"/>
-      <w:r>
-        <w:t>Lara</w:t>
+      <w:r>
+        <w:t>HvanA bestaat acht jaren. De website was eerst een Lara</w:t>
       </w:r>
       <w:r>
         <w:t>v</w:t>
       </w:r>
       <w:r>
-        <w:t>el</w:t>
-      </w:r>
-      <w:proofErr w:type="spellEnd"/>
-      <w:r>
-        <w:t xml:space="preserve"> project en momenteel is het een </w:t>
-      </w:r>
-      <w:proofErr w:type="spellStart"/>
-      <w:r>
-        <w:t>Wordpress</w:t>
-      </w:r>
-      <w:proofErr w:type="spellEnd"/>
-      <w:r>
-        <w:t xml:space="preserve">-website. Het platform is onafhankelijk, de mensen die er werken zijn niet in dienst van de Hogeschool van Amsterdam. Ze krijgen wel subsidie van de </w:t>
-      </w:r>
-      <w:proofErr w:type="spellStart"/>
-      <w:r>
-        <w:t>HvA</w:t>
-      </w:r>
-      <w:proofErr w:type="spellEnd"/>
-      <w:r>
-        <w:t xml:space="preserve">.  </w:t>
+        <w:t xml:space="preserve">el project en momenteel is het een Wordpress-website. Het platform is onafhankelijk, de mensen die er werken zijn niet in dienst van de Hogeschool van Amsterdam. Ze krijgen wel subsidie van de HvA.  </w:t>
       </w:r>
     </w:p>
     <w:p>
@@ -319,13 +269,8 @@
       <w:pPr>
         <w:ind w:left="0"/>
       </w:pPr>
-      <w:proofErr w:type="spellStart"/>
-      <w:r>
-        <w:t>HvanA</w:t>
-      </w:r>
-      <w:proofErr w:type="spellEnd"/>
-      <w:r>
-        <w:t xml:space="preserve"> wil meer bereik naar de website en dat de website aantrekkelijker is voor studenten.  </w:t>
+      <w:r>
+        <w:t xml:space="preserve">HvanA wil meer bereik naar de website en dat de website aantrekkelijker is voor studenten.  </w:t>
       </w:r>
     </w:p>
     <w:p>
@@ -333,15 +278,7 @@
         <w:ind w:left="0"/>
       </w:pPr>
       <w:r>
-        <w:t xml:space="preserve">De website is het visitekaartje van </w:t>
-      </w:r>
-      <w:proofErr w:type="spellStart"/>
-      <w:r>
-        <w:t>HvanA</w:t>
-      </w:r>
-      <w:proofErr w:type="spellEnd"/>
-      <w:r>
-        <w:t xml:space="preserve">. Je vindt hier twee keer per dag, nieuws(artikelen) over de school/docenten, columns, video en de podcast. </w:t>
+        <w:t xml:space="preserve">De website is het visitekaartje van HvanA. Je vindt hier twee keer per dag, nieuws(artikelen) over de school/docenten, columns, video en de podcast. </w:t>
       </w:r>
     </w:p>
     <w:p>
@@ -351,23 +288,13 @@
           <w:color w:val="EE0000"/>
         </w:rPr>
       </w:pPr>
-      <w:proofErr w:type="spellStart"/>
       <w:r>
         <w:rPr>
           <w:b/>
           <w:bCs/>
           <w:color w:val="EE0000"/>
         </w:rPr>
-        <w:t>HvanA</w:t>
-      </w:r>
-      <w:proofErr w:type="spellEnd"/>
-      <w:r>
-        <w:rPr>
-          <w:b/>
-          <w:bCs/>
-          <w:color w:val="EE0000"/>
-        </w:rPr>
-        <w:t xml:space="preserve"> wil onderzoeken hoe hvana.nl voor studenten van de Hogeschool van Amsterdam een aantrekkelijkere en relevantere bestemming kan worden. Studenten komen nu relatief weinig rechtstreeks naar de website, terwijl journalistieke content via sociale media wel door studenten wordt bekeken. De opdracht is om te onderzoeken welke belemmeringen en behoeften daarbij een rol spelen en op basis daarvan een verbeterd ontwerp voor de website te ontwikkelen.</w:t>
+        <w:t>HvanA wil onderzoeken hoe hvana.nl voor studenten van de Hogeschool van Amsterdam een aantrekkelijkere en relevantere bestemming kan worden. Studenten komen nu relatief weinig rechtstreeks naar de website, terwijl journalistieke content via sociale media wel door studenten wordt bekeken. De opdracht is om te onderzoeken welke belemmeringen en behoeften daarbij een rol spelen en op basis daarvan een verbeterd ontwerp voor de website te ontwikkelen.</w:t>
       </w:r>
     </w:p>
     <w:p>
@@ -444,15 +371,7 @@
         <w:ind w:left="0"/>
       </w:pPr>
       <w:r>
-        <w:t xml:space="preserve">Op het moment komen er meer medewerkers dan studenten van de </w:t>
-      </w:r>
-      <w:proofErr w:type="spellStart"/>
-      <w:r>
-        <w:t>HvA</w:t>
-      </w:r>
-      <w:proofErr w:type="spellEnd"/>
-      <w:r>
-        <w:t xml:space="preserve"> naar de website, terwijl de content ook relevant is voor studenten.  </w:t>
+        <w:t xml:space="preserve">Op het moment komen er meer medewerkers dan studenten van de HvA naar de website, terwijl de content ook relevant is voor studenten.  </w:t>
       </w:r>
     </w:p>
     <w:p>
@@ -520,35 +439,7 @@
         <w:rPr>
           <w:color w:val="EE0000"/>
         </w:rPr>
-        <w:t xml:space="preserve">(Voor </w:t>
-      </w:r>
-      <w:proofErr w:type="spellStart"/>
-      <w:r>
-        <w:rPr>
-          <w:color w:val="EE0000"/>
-        </w:rPr>
-        <w:t>HvanA</w:t>
-      </w:r>
-      <w:proofErr w:type="spellEnd"/>
-      <w:r>
-        <w:rPr>
-          <w:color w:val="EE0000"/>
-        </w:rPr>
-        <w:t xml:space="preserve"> zijn primair studenten en medewerkers van de </w:t>
-      </w:r>
-      <w:proofErr w:type="spellStart"/>
-      <w:r>
-        <w:rPr>
-          <w:color w:val="EE0000"/>
-        </w:rPr>
-        <w:t>HvA</w:t>
-      </w:r>
-      <w:proofErr w:type="spellEnd"/>
-      <w:r>
-        <w:rPr>
-          <w:color w:val="EE0000"/>
-        </w:rPr>
-        <w:t xml:space="preserve"> de doelgroepen. Onderwijskundigen zijn een deel van die tweede groep.)</w:t>
+        <w:t>(Voor HvanA zijn primair studenten en medewerkers van de HvA de doelgroepen. Onderwijskundigen zijn een deel van die tweede groep.)</w:t>
       </w:r>
     </w:p>
     <w:p>
@@ -670,43 +561,7 @@
           <w:bCs/>
           <w:color w:val="EE0000"/>
         </w:rPr>
-        <w:t xml:space="preserve">Het ontwerp moet studenten sneller laten begrijpen wat </w:t>
-      </w:r>
-      <w:proofErr w:type="spellStart"/>
-      <w:r>
-        <w:rPr>
-          <w:b/>
-          <w:bCs/>
-          <w:color w:val="EE0000"/>
-        </w:rPr>
-        <w:t>HvanA</w:t>
-      </w:r>
-      <w:proofErr w:type="spellEnd"/>
-      <w:r>
-        <w:rPr>
-          <w:b/>
-          <w:bCs/>
-          <w:color w:val="EE0000"/>
-        </w:rPr>
-        <w:t xml:space="preserve"> hun te bieden heeft, relevante content beter vindbaar en aantrekkelijk presenteren en de mobiele gebruikservaring verbeteren. Daarbij moet rekening worden gehouden met de journalistieke onafhankelijkheid en eigen identiteit van </w:t>
-      </w:r>
-      <w:proofErr w:type="spellStart"/>
-      <w:r>
-        <w:rPr>
-          <w:b/>
-          <w:bCs/>
-          <w:color w:val="EE0000"/>
-        </w:rPr>
-        <w:t>HvanA</w:t>
-      </w:r>
-      <w:proofErr w:type="spellEnd"/>
-      <w:r>
-        <w:rPr>
-          <w:b/>
-          <w:bCs/>
-          <w:color w:val="EE0000"/>
-        </w:rPr>
-        <w:t>.</w:t>
+        <w:t>Het ontwerp moet studenten sneller laten begrijpen wat HvanA hun te bieden heeft, relevante content beter vindbaar en aantrekkelijk presenteren en de mobiele gebruikservaring verbeteren. Daarbij moet rekening worden gehouden met de journalistieke onafhankelijkheid en eigen identiteit van HvanA.</w:t>
       </w:r>
     </w:p>
     <w:p>
@@ -742,21 +597,37 @@
         </w:rPr>
       </w:pPr>
       <w:r>
-        <w:t xml:space="preserve">Wij maken de website in de </w:t>
-      </w:r>
-      <w:proofErr w:type="spellStart"/>
-      <w:r>
-        <w:t>HvA</w:t>
-      </w:r>
-      <w:proofErr w:type="spellEnd"/>
-      <w:r>
-        <w:t xml:space="preserve">-huisstijl </w:t>
+        <w:t>Wij maken de website in de H</w:t>
+      </w:r>
+      <w:r>
+        <w:t>van</w:t>
+      </w:r>
+      <w:r>
+        <w:t>A-huisstijl</w:t>
+      </w:r>
+      <w:r>
+        <w:t xml:space="preserve">. </w:t>
+      </w:r>
+      <w:r>
+        <w:t>Waarvan de toegankelijkheid, responsiveness  en performance is verbeterd ten opzichte van de huidige. Dit zal resulteren in meer engagement naar de website onder studenten</w:t>
       </w:r>
       <w:r>
         <w:rPr>
           <w:color w:val="EE0000"/>
         </w:rPr>
+        <w:t>.</w:t>
+      </w:r>
+      <w:r>
+        <w:rPr>
+          <w:color w:val="EE0000"/>
+        </w:rPr>
         <w:t>(</w:t>
+      </w:r>
+      <w:r>
+        <w:rPr>
+          <w:color w:val="EE0000"/>
+        </w:rPr>
+        <w:t xml:space="preserve"> </w:t>
       </w:r>
       <w:r>
         <w:rPr>
@@ -764,207 +635,75 @@
           <w:bCs/>
           <w:color w:val="EE0000"/>
         </w:rPr>
-        <w:t xml:space="preserve">“Wij maken de website in de </w:t>
-      </w:r>
-      <w:proofErr w:type="spellStart"/>
-      <w:r>
+        <w:t>“Dit zal resulteren in meer engagement onder studenten”</w:t>
+      </w:r>
+      <w:r>
+        <w:rPr>
+          <w:color w:val="EE0000"/>
+        </w:rPr>
+        <w:t xml:space="preserve"> kun je niet beloven. Wel een ontwerp maken waarvan op basis van onderzoek en tests aannemelijk is dat het de gebruikservaring verbetert. Of het daadwerkelijk meer bereik oplevert, moet ik daarna meten</w:t>
+      </w:r>
+      <w:r>
+        <w:rPr>
+          <w:color w:val="EE0000"/>
+        </w:rPr>
+        <w:t xml:space="preserve">). </w:t>
+      </w:r>
+    </w:p>
+    <w:p>
+      <w:pPr>
+        <w:ind w:left="0" w:firstLine="0"/>
+      </w:pPr>
+    </w:p>
+    <w:p>
+      <w:pPr>
+        <w:ind w:left="0"/>
+      </w:pPr>
+      <w:r>
+        <w:t xml:space="preserve">Ook ontwikkelen we een aantal nieuwe features en verrijken we de gebruikerservaring.  </w:t>
+      </w:r>
+    </w:p>
+    <w:p>
+      <w:pPr>
+        <w:spacing w:after="12"/>
+        <w:ind w:left="0"/>
+      </w:pPr>
+      <w:r>
+        <w:t xml:space="preserve">We verbeteren de zoek- en filterfunctie zodat er betere suggesties naar voren komen. </w:t>
+      </w:r>
+    </w:p>
+    <w:p>
+      <w:pPr>
+        <w:ind w:left="0"/>
+      </w:pPr>
+      <w:r>
+        <w:t xml:space="preserve">(indien mogelijk) </w:t>
+      </w:r>
+    </w:p>
+    <w:p>
+      <w:pPr>
+        <w:ind w:left="0"/>
+      </w:pPr>
+      <w:r>
+        <w:t xml:space="preserve">De content die wij willen gebruiken ontbreekt (kunnen wij deze (afbeeldingen) van de opdrachtgever ontvangen?).  </w:t>
+      </w:r>
+    </w:p>
+    <w:p>
+      <w:pPr>
+        <w:spacing w:after="185" w:line="259" w:lineRule="auto"/>
+        <w:ind w:left="5" w:firstLine="0"/>
         <w:rPr>
           <w:b/>
           <w:bCs/>
-          <w:color w:val="EE0000"/>
-        </w:rPr>
-        <w:t>HvA</w:t>
-      </w:r>
-      <w:proofErr w:type="spellEnd"/>
-      <w:r>
-        <w:rPr>
-          <w:b/>
-          <w:bCs/>
-          <w:color w:val="EE0000"/>
-        </w:rPr>
-        <w:t>-huisstijl”</w:t>
-      </w:r>
-      <w:r>
-        <w:rPr>
-          <w:color w:val="EE0000"/>
-        </w:rPr>
-        <w:t xml:space="preserve"> is niet goed. </w:t>
-      </w:r>
-      <w:proofErr w:type="spellStart"/>
-      <w:r>
-        <w:rPr>
-          <w:color w:val="EE0000"/>
-        </w:rPr>
-        <w:t>HvanA</w:t>
-      </w:r>
-      <w:proofErr w:type="spellEnd"/>
-      <w:r>
-        <w:rPr>
-          <w:color w:val="EE0000"/>
-        </w:rPr>
-        <w:t xml:space="preserve"> is onafhankelijk en heeft een eigen identiteit. De site mag juist niet op hva.nl te lijken.</w:t>
-      </w:r>
-      <w:r>
-        <w:rPr>
-          <w:color w:val="EE0000"/>
-        </w:rPr>
-        <w:t>)</w:t>
-      </w:r>
-      <w:r>
-        <w:rPr>
-          <w:color w:val="EE0000"/>
-        </w:rPr>
+        </w:rPr>
+      </w:pPr>
+      <w:r>
         <w:t xml:space="preserve"> </w:t>
       </w:r>
-      <w:r>
-        <w:t>W</w:t>
-      </w:r>
-      <w:r>
-        <w:t xml:space="preserve">aarvan de toegankelijkheid, </w:t>
-      </w:r>
-      <w:proofErr w:type="spellStart"/>
-      <w:r>
-        <w:t>responsiveness</w:t>
-      </w:r>
-      <w:proofErr w:type="spellEnd"/>
-      <w:r>
-        <w:t xml:space="preserve">  en performance is verbeterd ten opzichte van de huidige. Dit zal resulteren in meer engagement naar de website onder studenten</w:t>
-      </w:r>
-      <w:r>
-        <w:rPr>
-          <w:color w:val="EE0000"/>
-        </w:rPr>
-        <w:t>.</w:t>
-      </w:r>
-      <w:r>
-        <w:rPr>
-          <w:color w:val="EE0000"/>
-        </w:rPr>
-        <w:t>(</w:t>
-      </w:r>
-      <w:r>
-        <w:rPr>
-          <w:color w:val="EE0000"/>
-        </w:rPr>
-        <w:t xml:space="preserve"> </w:t>
-      </w:r>
-      <w:r>
-        <w:rPr>
-          <w:b/>
-          <w:bCs/>
-          <w:color w:val="EE0000"/>
-        </w:rPr>
-        <w:t>“Dit zal resulteren in meer engagement onder studenten”</w:t>
-      </w:r>
-      <w:r>
-        <w:rPr>
-          <w:color w:val="EE0000"/>
-        </w:rPr>
-        <w:t xml:space="preserve"> kun je niet beloven. Wel een ontwerp maken waarvan op basis van onderzoek en tests aannemelijk is dat het de gebruikservaring verbetert. Of het daadwerkelijk meer bereik oplevert, moet ik daarna meten</w:t>
-      </w:r>
-      <w:r>
-        <w:rPr>
-          <w:color w:val="EE0000"/>
-        </w:rPr>
-        <w:t xml:space="preserve">). </w:t>
-      </w:r>
     </w:p>
     <w:p>
       <w:pPr>
         <w:ind w:left="0" w:firstLine="0"/>
-      </w:pPr>
-    </w:p>
-    <w:p>
-      <w:pPr>
-        <w:ind w:left="0"/>
-      </w:pPr>
-      <w:r>
-        <w:t xml:space="preserve">Ook ontwikkelen we een aantal nieuwe features en verrijken we de gebruikerservaring.  </w:t>
-      </w:r>
-    </w:p>
-    <w:p>
-      <w:pPr>
-        <w:spacing w:after="12"/>
-        <w:ind w:left="0"/>
-      </w:pPr>
-      <w:r>
-        <w:t xml:space="preserve">We verbeteren de zoek- en filterfunctie zodat er betere suggesties naar voren komen. </w:t>
-      </w:r>
-    </w:p>
-    <w:p>
-      <w:pPr>
-        <w:ind w:left="0"/>
-      </w:pPr>
-      <w:r>
-        <w:t xml:space="preserve">(indien mogelijk) </w:t>
-      </w:r>
-    </w:p>
-    <w:p>
-      <w:pPr>
-        <w:ind w:left="0"/>
-      </w:pPr>
-      <w:r>
-        <w:t xml:space="preserve">De content die wij willen gebruiken ontbreekt (kunnen wij deze (afbeeldingen) van de opdrachtgever ontvangen?).  </w:t>
-      </w:r>
-    </w:p>
-    <w:p>
-      <w:pPr>
-        <w:spacing w:after="185" w:line="259" w:lineRule="auto"/>
-        <w:ind w:left="5" w:firstLine="0"/>
-        <w:rPr>
-          <w:b/>
-          <w:bCs/>
-        </w:rPr>
-      </w:pPr>
-      <w:r>
-        <w:lastRenderedPageBreak/>
-        <w:t xml:space="preserve"> </w:t>
-      </w:r>
-    </w:p>
-    <w:p>
-      <w:pPr>
-        <w:rPr>
-          <w:color w:val="EE0000"/>
-        </w:rPr>
-      </w:pPr>
-    </w:p>
-    <w:p>
-      <w:pPr>
-        <w:rPr>
-          <w:color w:val="EE0000"/>
-        </w:rPr>
-      </w:pPr>
-    </w:p>
-    <w:p>
-      <w:pPr>
-        <w:rPr>
-          <w:color w:val="EE0000"/>
-        </w:rPr>
-      </w:pPr>
-    </w:p>
-    <w:p>
-      <w:pPr>
-        <w:rPr>
-          <w:color w:val="EE0000"/>
-        </w:rPr>
-      </w:pPr>
-    </w:p>
-    <w:p>
-      <w:pPr>
-        <w:rPr>
-          <w:color w:val="EE0000"/>
-        </w:rPr>
-      </w:pPr>
-    </w:p>
-    <w:p>
-      <w:pPr>
-        <w:rPr>
-          <w:color w:val="EE0000"/>
-        </w:rPr>
-      </w:pPr>
-    </w:p>
-    <w:p>
-      <w:pPr>
         <w:rPr>
           <w:color w:val="EE0000"/>
         </w:rPr>
@@ -1143,46 +882,40 @@
     <w:p>
       <w:pPr>
         <w:spacing w:after="2618"/>
-        <w:rPr>
-          <w:color w:val="EE0000"/>
-        </w:rPr>
-      </w:pPr>
-      <w:r>
-        <w:t xml:space="preserve">De doelgroepen zijn studenten en onderwijskundigen. Graag voor telefoongebruikers toegankelijker maken.  </w:t>
-      </w:r>
-      <w:r>
-        <w:rPr>
-          <w:color w:val="EE0000"/>
-        </w:rPr>
-        <w:t xml:space="preserve">Voor </w:t>
-      </w:r>
-      <w:proofErr w:type="spellStart"/>
-      <w:r>
-        <w:rPr>
-          <w:color w:val="EE0000"/>
-        </w:rPr>
-        <w:t>HvanA</w:t>
-      </w:r>
-      <w:proofErr w:type="spellEnd"/>
-      <w:r>
-        <w:rPr>
-          <w:color w:val="EE0000"/>
-        </w:rPr>
-        <w:t xml:space="preserve"> zijn primair studenten en medewerkers van de </w:t>
-      </w:r>
-      <w:proofErr w:type="spellStart"/>
-      <w:r>
-        <w:rPr>
-          <w:color w:val="EE0000"/>
-        </w:rPr>
-        <w:t>HvA</w:t>
-      </w:r>
-      <w:proofErr w:type="spellEnd"/>
-      <w:r>
-        <w:rPr>
-          <w:color w:val="EE0000"/>
-        </w:rPr>
-        <w:t xml:space="preserve"> de doelgroepen. Onderwijskundigen zijn een deel van die tweede groep.</w:t>
+        <w:ind w:left="5" w:firstLine="0"/>
+        <w:rPr>
+          <w:color w:val="auto"/>
+        </w:rPr>
+      </w:pPr>
+      <w:r>
+        <w:rPr>
+          <w:color w:val="auto"/>
+        </w:rPr>
+        <w:t>Voor HvanA zijn primair studenten en medewerkers van de H</w:t>
+      </w:r>
+      <w:r>
+        <w:rPr>
+          <w:color w:val="auto"/>
+        </w:rPr>
+        <w:t>v</w:t>
+      </w:r>
+      <w:r>
+        <w:rPr>
+          <w:color w:val="auto"/>
+        </w:rPr>
+        <w:t>A de doelgroepen. Onderwijskundigen zijn een deel van die tweede gr</w:t>
+      </w:r>
+      <w:r>
+        <w:rPr>
+          <w:color w:val="auto"/>
+        </w:rPr>
+        <w:t xml:space="preserve">oep. </w:t>
+      </w:r>
+      <w:r>
+        <w:rPr>
+          <w:color w:val="auto"/>
+        </w:rPr>
+        <w:t xml:space="preserve">Graag voor telefoongebruikers toegankelijker maken.  </w:t>
       </w:r>
     </w:p>
     <w:p>
@@ -1206,6 +939,7 @@
         <w:ind w:left="0" w:firstLine="0"/>
       </w:pPr>
       <w:r>
+        <w:lastRenderedPageBreak/>
         <w:t xml:space="preserve"> </w:t>
       </w:r>
       <w:r>
@@ -3530,6 +3264,7 @@
   <w:style w:type="character" w:default="1" w:styleId="Standaardalinea-lettertype">
     <w:name w:val="Default Paragraph Font"/>
     <w:uiPriority w:val="1"/>
+    <w:semiHidden/>
     <w:unhideWhenUsed/>
   </w:style>
   <w:style w:type="table" w:default="1" w:styleId="Standaardtabel">

--- a/Debriefing HvanA.docx
+++ b/Debriefing HvanA.docx
@@ -47,14 +47,31 @@
           <w:bCs/>
           <w:u w:val="single" w:color="000000"/>
         </w:rPr>
-        <w:t>Debriefing HvanA</w:t>
-      </w:r>
+        <w:t xml:space="preserve">Debriefing </w:t>
+      </w:r>
+      <w:proofErr w:type="spellStart"/>
       <w:r>
         <w:rPr>
           <w:b/>
           <w:bCs/>
+          <w:u w:val="single" w:color="000000"/>
+        </w:rPr>
+        <w:t>HvanA</w:t>
+      </w:r>
+      <w:proofErr w:type="spellEnd"/>
+      <w:r>
+        <w:rPr>
+          <w:b/>
+          <w:bCs/>
         </w:rPr>
         <w:t xml:space="preserve"> </w:t>
+      </w:r>
+      <w:r>
+        <w:rPr>
+          <w:b/>
+          <w:bCs/>
+        </w:rPr>
+        <w:t>(verwerkte feedback).</w:t>
       </w:r>
     </w:p>
     <w:p>
@@ -74,8 +91,9 @@
           <w:u w:val="single"/>
           <w:lang w:val="fr-FR"/>
         </w:rPr>
-        <w:t>Marian, Rayhana, Beyza, Justin, Jesper, Mirial</w:t>
-      </w:r>
+        <w:t xml:space="preserve">Marian, Rayhana, Beyza, Justin, Jesper, </w:t>
+      </w:r>
+      <w:proofErr w:type="spellStart"/>
       <w:r>
         <w:rPr>
           <w:i/>
@@ -83,8 +101,18 @@
           <w:u w:val="single"/>
           <w:lang w:val="fr-FR"/>
         </w:rPr>
+        <w:t>Mirial</w:t>
+      </w:r>
+      <w:r>
+        <w:rPr>
+          <w:i/>
+          <w:iCs/>
+          <w:u w:val="single"/>
+          <w:lang w:val="fr-FR"/>
+        </w:rPr>
         <w:t>e</w:t>
       </w:r>
+      <w:proofErr w:type="spellEnd"/>
       <w:r>
         <w:rPr>
           <w:i/>
@@ -224,25 +252,35 @@
     </w:p>
     <w:p>
       <w:pPr>
-        <w:ind w:left="0"/>
-      </w:pPr>
-      <w:r>
-        <w:t>HvanA bestaat acht jaren. De website was eerst een Lara</w:t>
-      </w:r>
-      <w:r>
-        <w:t>v</w:t>
-      </w:r>
-      <w:r>
-        <w:t xml:space="preserve">el project en momenteel is het een Wordpress-website. Het platform is onafhankelijk, de mensen die er werken zijn niet in dienst van de Hogeschool van Amsterdam. Ze krijgen wel subsidie van de HvA.  </w:t>
-      </w:r>
-    </w:p>
-    <w:p>
-      <w:pPr>
         <w:spacing w:after="185" w:line="259" w:lineRule="auto"/>
         <w:ind w:left="5" w:firstLine="0"/>
       </w:pPr>
-      <w:r>
-        <w:t xml:space="preserve"> </w:t>
+      <w:proofErr w:type="spellStart"/>
+      <w:r>
+        <w:t>HvanA</w:t>
+      </w:r>
+      <w:proofErr w:type="spellEnd"/>
+      <w:r>
+        <w:t xml:space="preserve"> bestaat acht jaren. De website was eerst een Lara Vel project en momenteel is het een </w:t>
+      </w:r>
+      <w:proofErr w:type="spellStart"/>
+      <w:r>
+        <w:t>Wordpress</w:t>
+      </w:r>
+      <w:proofErr w:type="spellEnd"/>
+      <w:r>
+        <w:t>-website. Het platform is onafhankelijk, de mensen die er werken zijn niet in dienst van de Hogeschool van Amsterdam. Ze krijgen wel subsidie van de</w:t>
+      </w:r>
+      <w:r>
+        <w:br/>
+      </w:r>
+      <w:proofErr w:type="spellStart"/>
+      <w:r>
+        <w:t>HvA</w:t>
+      </w:r>
+      <w:proofErr w:type="spellEnd"/>
+      <w:r>
+        <w:t>.</w:t>
       </w:r>
     </w:p>
     <w:p>
@@ -269,80 +307,28 @@
       <w:pPr>
         <w:ind w:left="0"/>
       </w:pPr>
-      <w:r>
-        <w:t xml:space="preserve">HvanA wil meer bereik naar de website en dat de website aantrekkelijker is voor studenten.  </w:t>
-      </w:r>
-    </w:p>
-    <w:p>
-      <w:pPr>
-        <w:ind w:left="0"/>
-      </w:pPr>
-      <w:r>
-        <w:t xml:space="preserve">De website is het visitekaartje van HvanA. Je vindt hier twee keer per dag, nieuws(artikelen) over de school/docenten, columns, video en de podcast. </w:t>
-      </w:r>
-    </w:p>
-    <w:p>
-      <w:pPr>
-        <w:ind w:left="0"/>
-        <w:rPr>
-          <w:color w:val="EE0000"/>
-        </w:rPr>
-      </w:pPr>
-      <w:r>
-        <w:rPr>
-          <w:b/>
-          <w:bCs/>
-          <w:color w:val="EE0000"/>
-        </w:rPr>
-        <w:t>HvanA wil onderzoeken hoe hvana.nl voor studenten van de Hogeschool van Amsterdam een aantrekkelijkere en relevantere bestemming kan worden. Studenten komen nu relatief weinig rechtstreeks naar de website, terwijl journalistieke content via sociale media wel door studenten wordt bekeken. De opdracht is om te onderzoeken welke belemmeringen en behoeften daarbij een rol spelen en op basis daarvan een verbeterd ontwerp voor de website te ontwikkelen.</w:t>
-      </w:r>
-    </w:p>
-    <w:p>
-      <w:pPr>
-        <w:ind w:left="0"/>
-      </w:pPr>
-      <w:r>
-        <w:t> </w:t>
-      </w:r>
-    </w:p>
-    <w:p>
-      <w:pPr>
-        <w:ind w:left="0"/>
-      </w:pPr>
-    </w:p>
-    <w:p>
-      <w:pPr>
-        <w:ind w:left="0"/>
-      </w:pPr>
-    </w:p>
-    <w:p>
-      <w:pPr>
-        <w:ind w:left="0"/>
-      </w:pPr>
-    </w:p>
-    <w:p>
-      <w:pPr>
-        <w:ind w:left="0"/>
-      </w:pPr>
-    </w:p>
-    <w:p>
-      <w:pPr>
-        <w:ind w:left="0"/>
-      </w:pPr>
-    </w:p>
-    <w:p>
-      <w:pPr>
-        <w:ind w:left="0"/>
-      </w:pPr>
+      <w:proofErr w:type="spellStart"/>
+      <w:r>
+        <w:t>HvanA</w:t>
+      </w:r>
+      <w:proofErr w:type="spellEnd"/>
+      <w:r>
+        <w:t xml:space="preserve"> wil onderzoeken hoe hvana.nl voor studenten van de HVA een aantrekkelijke en relevantere bestemming kan worden. (hiermee wordt bedoeld dat studenten nu relatief weinig rechtstreeks op de site terechtkomen, terwijl journalistieke content wel via andere platforms, zoals sociale media, door studenten wordt bekeken.) Hier wil </w:t>
+      </w:r>
+      <w:proofErr w:type="spellStart"/>
+      <w:r>
+        <w:t>HvanA</w:t>
+      </w:r>
+      <w:proofErr w:type="spellEnd"/>
+      <w:r>
+        <w:t xml:space="preserve"> verandering in proberen te brengen. Welke belemmeringen en behoeften spelen hierbij een rol? Op basis hiervan ontwikkelen wij een verbeterd ontwerp voor de website.</w:t>
+      </w:r>
     </w:p>
     <w:p>
       <w:pPr>
         <w:spacing w:after="186" w:line="259" w:lineRule="auto"/>
-        <w:ind w:left="5" w:firstLine="0"/>
-      </w:pPr>
-      <w:r>
-        <w:t xml:space="preserve"> </w:t>
-      </w:r>
+        <w:ind w:left="0" w:firstLine="0"/>
+      </w:pPr>
     </w:p>
     <w:p>
       <w:pPr>
@@ -361,26 +347,71 @@
           <w:b/>
           <w:bCs/>
         </w:rPr>
-        <w:lastRenderedPageBreak/>
         <w:t xml:space="preserve">Aanleiding </w:t>
       </w:r>
     </w:p>
     <w:p>
       <w:pPr>
-        <w:spacing w:after="8"/>
-        <w:ind w:left="0"/>
-      </w:pPr>
-      <w:r>
-        <w:t xml:space="preserve">Op het moment komen er meer medewerkers dan studenten van de HvA naar de website, terwijl de content ook relevant is voor studenten.  </w:t>
-      </w:r>
-    </w:p>
-    <w:p>
-      <w:pPr>
-        <w:ind w:left="0"/>
-      </w:pPr>
-      <w:r>
-        <w:t xml:space="preserve">De opdrachtgever krijgt meer views via bijvoorbeeld LinkedIn, Instagram en tiktok dan op de website. Dit terwijl de website het visitekaartje is.  </w:t>
-      </w:r>
+        <w:spacing w:after="186" w:line="259" w:lineRule="auto"/>
+        <w:ind w:left="5" w:firstLine="0"/>
+      </w:pPr>
+      <w:r>
+        <w:t xml:space="preserve">Voor </w:t>
+      </w:r>
+      <w:proofErr w:type="spellStart"/>
+      <w:r>
+        <w:t>HvanA</w:t>
+      </w:r>
+      <w:proofErr w:type="spellEnd"/>
+      <w:r>
+        <w:t xml:space="preserve"> zijn primair studenten en medewerker van de </w:t>
+      </w:r>
+      <w:proofErr w:type="spellStart"/>
+      <w:r>
+        <w:t>HvA</w:t>
+      </w:r>
+      <w:proofErr w:type="spellEnd"/>
+      <w:r>
+        <w:t xml:space="preserve"> de doelgroepen. Onderwijskundige zijn een deel van die tweede groep. Op dit moment wordt de site merendeels bekeken door medewerkers van de </w:t>
+      </w:r>
+      <w:proofErr w:type="spellStart"/>
+      <w:r>
+        <w:t>HvA</w:t>
+      </w:r>
+      <w:proofErr w:type="spellEnd"/>
+      <w:r>
+        <w:t xml:space="preserve"> en van andere hogescholen.</w:t>
+      </w:r>
+    </w:p>
+    <w:p>
+      <w:pPr>
+        <w:spacing w:after="186" w:line="259" w:lineRule="auto"/>
+        <w:ind w:left="5" w:firstLine="0"/>
+      </w:pPr>
+    </w:p>
+    <w:p>
+      <w:pPr>
+        <w:spacing w:after="186" w:line="259" w:lineRule="auto"/>
+        <w:ind w:left="5" w:firstLine="0"/>
+      </w:pPr>
+    </w:p>
+    <w:p>
+      <w:pPr>
+        <w:spacing w:after="186" w:line="259" w:lineRule="auto"/>
+        <w:ind w:left="5" w:firstLine="0"/>
+      </w:pPr>
+    </w:p>
+    <w:p>
+      <w:pPr>
+        <w:spacing w:after="186" w:line="259" w:lineRule="auto"/>
+        <w:ind w:left="5" w:firstLine="0"/>
+      </w:pPr>
+    </w:p>
+    <w:p>
+      <w:pPr>
+        <w:spacing w:after="186" w:line="259" w:lineRule="auto"/>
+        <w:ind w:left="5" w:firstLine="0"/>
+      </w:pPr>
     </w:p>
     <w:p>
       <w:pPr>
@@ -412,6 +443,7 @@
           <w:b/>
           <w:bCs/>
         </w:rPr>
+        <w:lastRenderedPageBreak/>
         <w:t xml:space="preserve">Doelstelling </w:t>
       </w:r>
     </w:p>
@@ -422,146 +454,134 @@
     </w:p>
     <w:p>
       <w:pPr>
-        <w:pStyle w:val="Lijstalinea"/>
         <w:numPr>
           <w:ilvl w:val="0"/>
-          <w:numId w:val="6"/>
+          <w:numId w:val="13"/>
         </w:numPr>
-        <w:spacing w:after="14"/>
-        <w:rPr>
-          <w:color w:val="EE0000"/>
-        </w:rPr>
-      </w:pPr>
-      <w:r>
-        <w:t xml:space="preserve">Meer views </w:t>
-      </w:r>
-      <w:r>
-        <w:rPr>
-          <w:color w:val="EE0000"/>
-        </w:rPr>
-        <w:t>(Voor HvanA zijn primair studenten en medewerkers van de HvA de doelgroepen. Onderwijskundigen zijn een deel van die tweede groep.)</w:t>
-      </w:r>
-    </w:p>
-    <w:p>
-      <w:pPr>
-        <w:pStyle w:val="Lijstalinea"/>
+        <w:spacing w:after="0" w:line="259" w:lineRule="auto"/>
+      </w:pPr>
+      <w:r>
+        <w:t>Studenten bereiken de journalistiek wel via sociale platforms, maar relatief weinig via hvana.nl</w:t>
+      </w:r>
+    </w:p>
+    <w:p>
+      <w:pPr>
         <w:numPr>
           <w:ilvl w:val="0"/>
-          <w:numId w:val="6"/>
+          <w:numId w:val="13"/>
         </w:numPr>
-        <w:spacing w:after="14"/>
-        <w:rPr>
-          <w:color w:val="EE0000"/>
-        </w:rPr>
-      </w:pPr>
-      <w:r>
-        <w:t>Aantrekkelijker maken voor studenten</w:t>
-      </w:r>
-      <w:r>
-        <w:t>.</w:t>
-      </w:r>
-    </w:p>
-    <w:p>
-      <w:pPr>
-        <w:pStyle w:val="Lijstalinea"/>
+        <w:spacing w:after="0" w:line="259" w:lineRule="auto"/>
+      </w:pPr>
+      <w:proofErr w:type="spellStart"/>
+      <w:r>
+        <w:t>Hvana</w:t>
+      </w:r>
+      <w:proofErr w:type="spellEnd"/>
+      <w:r>
+        <w:t xml:space="preserve"> een aantrekkelijke bestemming maken</w:t>
+      </w:r>
+    </w:p>
+    <w:p>
+      <w:pPr>
         <w:numPr>
           <w:ilvl w:val="0"/>
-          <w:numId w:val="6"/>
+          <w:numId w:val="13"/>
         </w:numPr>
-        <w:spacing w:after="18"/>
-        <w:rPr>
-          <w:color w:val="EE0000"/>
-        </w:rPr>
-      </w:pPr>
-      <w:r>
-        <w:t xml:space="preserve">Betere zoek-/filterfunctie </w:t>
-      </w:r>
-      <w:r>
-        <w:rPr>
-          <w:color w:val="EE0000"/>
-        </w:rPr>
-        <w:t xml:space="preserve">(Hetzelfde geldt voor de </w:t>
-      </w:r>
-      <w:r>
+        <w:spacing w:after="0" w:line="259" w:lineRule="auto"/>
+      </w:pPr>
+      <w:r>
+        <w:t>Een relevantere website voor studenten</w:t>
+      </w:r>
+    </w:p>
+    <w:p>
+      <w:pPr>
+        <w:numPr>
+          <w:ilvl w:val="0"/>
+          <w:numId w:val="13"/>
+        </w:numPr>
+        <w:spacing w:after="0" w:line="259" w:lineRule="auto"/>
+      </w:pPr>
+      <w:r>
+        <w:t>Meer bezoek vanuit andere kanalen naar de website</w:t>
+      </w:r>
+    </w:p>
+    <w:p>
+      <w:pPr>
+        <w:numPr>
+          <w:ilvl w:val="0"/>
+          <w:numId w:val="13"/>
+        </w:numPr>
+        <w:spacing w:after="0" w:line="259" w:lineRule="auto"/>
+      </w:pPr>
+      <w:r>
+        <w:t>Betere zoek-/filterfunctie</w:t>
+      </w:r>
+    </w:p>
+    <w:p>
+      <w:pPr>
+        <w:spacing w:after="0" w:line="259" w:lineRule="auto"/>
+        <w:ind w:left="360" w:firstLine="0"/>
+      </w:pPr>
+    </w:p>
+    <w:p>
+      <w:pPr>
+        <w:spacing w:after="186" w:line="259" w:lineRule="auto"/>
+        <w:ind w:left="5" w:firstLine="0"/>
         <w:rPr>
           <w:b/>
           <w:bCs/>
-          <w:color w:val="EE0000"/>
-        </w:rPr>
-        <w:t>zoek-/filterfunctie</w:t>
-      </w:r>
-      <w:r>
-        <w:rPr>
-          <w:color w:val="EE0000"/>
-        </w:rPr>
-        <w:t>. Die kan slecht zijn, maar dat is nog niet aangetoond als belangrijke oorzaak van het probleem.)</w:t>
-      </w:r>
-    </w:p>
-    <w:p>
-      <w:pPr>
-        <w:pStyle w:val="Lijstalinea"/>
-        <w:numPr>
-          <w:ilvl w:val="0"/>
-          <w:numId w:val="6"/>
-        </w:numPr>
-        <w:spacing w:after="117"/>
-        <w:rPr>
-          <w:color w:val="EE0000"/>
-        </w:rPr>
-      </w:pPr>
-      <w:r>
-        <w:t xml:space="preserve">Populair nieuws voor studenten bovenaan de pagina </w:t>
-      </w:r>
-      <w:r>
-        <w:rPr>
-          <w:color w:val="EE0000"/>
-        </w:rPr>
-        <w:t>(</w:t>
-      </w:r>
+          <w:i/>
+          <w:iCs/>
+        </w:rPr>
+      </w:pPr>
       <w:r>
         <w:rPr>
           <w:b/>
           <w:bCs/>
-          <w:color w:val="EE0000"/>
-        </w:rPr>
-        <w:t>“Populair nieuws voor studenten bovenaan” is al een oplossing.</w:t>
-      </w:r>
-      <w:r>
-        <w:rPr>
-          <w:color w:val="EE0000"/>
-        </w:rPr>
-        <w:t xml:space="preserve"> Dat kan uit onderzoek komen, maar hoort eigenlijk niet vooraf als eis vast te staan. Misschien blijkt bijvoorbeeld actualiteit, personalisatie, video, navigatie of thematische ingangen belangrijker.)</w:t>
-      </w:r>
-    </w:p>
-    <w:p>
-      <w:pPr>
-        <w:pStyle w:val="Lijstalinea"/>
-        <w:spacing w:after="14"/>
-        <w:ind w:left="350" w:firstLine="0"/>
+          <w:i/>
+          <w:iCs/>
+        </w:rPr>
+        <w:t xml:space="preserve">Concrete doel: Het ontwerp moet studenten sneller laten begrijpen wat </w:t>
+      </w:r>
+      <w:proofErr w:type="spellStart"/>
+      <w:r>
         <w:rPr>
           <w:b/>
           <w:bCs/>
-          <w:color w:val="EE0000"/>
-        </w:rPr>
-      </w:pPr>
-    </w:p>
-    <w:p>
-      <w:pPr>
-        <w:spacing w:after="186" w:line="259" w:lineRule="auto"/>
-        <w:ind w:left="5" w:firstLine="0"/>
+          <w:i/>
+          <w:iCs/>
+        </w:rPr>
+        <w:t>HvanA</w:t>
+      </w:r>
+      <w:proofErr w:type="spellEnd"/>
+      <w:r>
         <w:rPr>
           <w:b/>
           <w:bCs/>
-          <w:color w:val="EE0000"/>
-        </w:rPr>
-      </w:pPr>
+          <w:i/>
+          <w:iCs/>
+        </w:rPr>
+        <w:t xml:space="preserve"> hun te bieden heeft, relevante content beter vindbaar en aantrekkelijk presenteren en de mobiele gebruikservaring verbeteren. Daarbij moet rekening worden gehouden met de journalistieke onafhankelijkheid en eigen identiteit van </w:t>
+      </w:r>
+      <w:proofErr w:type="spellStart"/>
       <w:r>
         <w:rPr>
           <w:b/>
           <w:bCs/>
-          <w:color w:val="EE0000"/>
-        </w:rPr>
-        <w:t>Het ontwerp moet studenten sneller laten begrijpen wat HvanA hun te bieden heeft, relevante content beter vindbaar en aantrekkelijk presenteren en de mobiele gebruikservaring verbeteren. Daarbij moet rekening worden gehouden met de journalistieke onafhankelijkheid en eigen identiteit van HvanA.</w:t>
+          <w:i/>
+          <w:iCs/>
+        </w:rPr>
+        <w:t>HvanA</w:t>
+      </w:r>
+      <w:proofErr w:type="spellEnd"/>
+      <w:r>
+        <w:rPr>
+          <w:b/>
+          <w:bCs/>
+          <w:i/>
+          <w:iCs/>
+        </w:rPr>
+        <w:t>.</w:t>
       </w:r>
     </w:p>
     <w:p>
@@ -592,121 +612,31 @@
     </w:p>
     <w:p>
       <w:pPr>
-        <w:rPr>
-          <w:color w:val="EE0000"/>
-        </w:rPr>
-      </w:pPr>
-      <w:r>
-        <w:t>Wij maken de website in de H</w:t>
-      </w:r>
-      <w:r>
-        <w:t>van</w:t>
-      </w:r>
-      <w:r>
-        <w:t>A-huisstijl</w:t>
-      </w:r>
-      <w:r>
-        <w:t xml:space="preserve">. </w:t>
-      </w:r>
-      <w:r>
-        <w:t>Waarvan de toegankelijkheid, responsiveness  en performance is verbeterd ten opzichte van de huidige. Dit zal resulteren in meer engagement naar de website onder studenten</w:t>
-      </w:r>
-      <w:r>
-        <w:rPr>
-          <w:color w:val="EE0000"/>
-        </w:rPr>
-        <w:t>.</w:t>
-      </w:r>
-      <w:r>
-        <w:rPr>
-          <w:color w:val="EE0000"/>
-        </w:rPr>
-        <w:t>(</w:t>
-      </w:r>
-      <w:r>
-        <w:rPr>
-          <w:color w:val="EE0000"/>
-        </w:rPr>
-        <w:t xml:space="preserve"> </w:t>
-      </w:r>
-      <w:r>
-        <w:rPr>
-          <w:b/>
-          <w:bCs/>
-          <w:color w:val="EE0000"/>
-        </w:rPr>
-        <w:t>“Dit zal resulteren in meer engagement onder studenten”</w:t>
-      </w:r>
-      <w:r>
-        <w:rPr>
-          <w:color w:val="EE0000"/>
-        </w:rPr>
-        <w:t xml:space="preserve"> kun je niet beloven. Wel een ontwerp maken waarvan op basis van onderzoek en tests aannemelijk is dat het de gebruikservaring verbetert. Of het daadwerkelijk meer bereik oplevert, moet ik daarna meten</w:t>
-      </w:r>
-      <w:r>
-        <w:rPr>
-          <w:color w:val="EE0000"/>
-        </w:rPr>
-        <w:t xml:space="preserve">). </w:t>
-      </w:r>
-    </w:p>
-    <w:p>
-      <w:pPr>
         <w:ind w:left="0" w:firstLine="0"/>
       </w:pPr>
-    </w:p>
-    <w:p>
-      <w:pPr>
-        <w:ind w:left="0"/>
-      </w:pPr>
-      <w:r>
-        <w:t xml:space="preserve">Ook ontwikkelen we een aantal nieuwe features en verrijken we de gebruikerservaring.  </w:t>
-      </w:r>
-    </w:p>
-    <w:p>
-      <w:pPr>
-        <w:spacing w:after="12"/>
-        <w:ind w:left="0"/>
-      </w:pPr>
-      <w:r>
-        <w:t xml:space="preserve">We verbeteren de zoek- en filterfunctie zodat er betere suggesties naar voren komen. </w:t>
-      </w:r>
-    </w:p>
-    <w:p>
-      <w:pPr>
-        <w:ind w:left="0"/>
-      </w:pPr>
-      <w:r>
-        <w:t xml:space="preserve">(indien mogelijk) </w:t>
-      </w:r>
-    </w:p>
-    <w:p>
-      <w:pPr>
-        <w:ind w:left="0"/>
-      </w:pPr>
-      <w:r>
-        <w:t xml:space="preserve">De content die wij willen gebruiken ontbreekt (kunnen wij deze (afbeeldingen) van de opdrachtgever ontvangen?).  </w:t>
-      </w:r>
-    </w:p>
-    <w:p>
-      <w:pPr>
-        <w:spacing w:after="185" w:line="259" w:lineRule="auto"/>
-        <w:ind w:left="5" w:firstLine="0"/>
-        <w:rPr>
-          <w:b/>
-          <w:bCs/>
-        </w:rPr>
-      </w:pPr>
-      <w:r>
-        <w:t xml:space="preserve"> </w:t>
+      <w:r>
+        <w:t xml:space="preserve">Wij maken de website in de huidige </w:t>
+      </w:r>
+      <w:proofErr w:type="spellStart"/>
+      <w:r>
+        <w:t>HvanA</w:t>
+      </w:r>
+      <w:proofErr w:type="spellEnd"/>
+      <w:r>
+        <w:t xml:space="preserve">-huisstijl, waarbij we aandacht besteden aan de toegankelijkheid, </w:t>
+      </w:r>
+      <w:proofErr w:type="spellStart"/>
+      <w:r>
+        <w:t>responsiveness</w:t>
+      </w:r>
+      <w:proofErr w:type="spellEnd"/>
+      <w:r>
+        <w:t xml:space="preserve"> en performance ten opzichte van de huidige website. Wij gaan te werk met de bestaande artikelen, foto's, video's en podcasts. We maken een ontwerp waarvan op basis van onderzoek en tests aannemelijk is dat het de gebruikservaring verbetert.</w:t>
       </w:r>
     </w:p>
     <w:p>
       <w:pPr>
         <w:ind w:left="0" w:firstLine="0"/>
-        <w:rPr>
-          <w:color w:val="EE0000"/>
-        </w:rPr>
       </w:pPr>
     </w:p>
     <w:p>
@@ -738,116 +668,148 @@
     </w:p>
     <w:p>
       <w:pPr>
-        <w:spacing w:after="12"/>
-        <w:ind w:left="0"/>
-      </w:pPr>
-      <w:r>
-        <w:t xml:space="preserve">De planning bestaat uit: </w:t>
-      </w:r>
-    </w:p>
-    <w:p>
-      <w:pPr>
-        <w:spacing w:after="17"/>
-        <w:ind w:left="0"/>
+        <w:spacing w:after="186" w:line="259" w:lineRule="auto"/>
+        <w:ind w:left="5" w:firstLine="0"/>
+      </w:pPr>
+      <w:r>
+        <w:t>De planning bestaat uit:</w:t>
+      </w:r>
+    </w:p>
+    <w:p>
+      <w:pPr>
+        <w:spacing w:after="186" w:line="259" w:lineRule="auto"/>
+      </w:pPr>
+      <w:r>
+        <w:br/>
+      </w:r>
+      <w:r>
         <w:rPr>
           <w:b/>
           <w:bCs/>
-          <w:i/>
-          <w:iCs/>
-        </w:rPr>
+        </w:rPr>
+        <w:t>Week 1:</w:t>
+      </w:r>
+    </w:p>
+    <w:p>
+      <w:pPr>
+        <w:numPr>
+          <w:ilvl w:val="0"/>
+          <w:numId w:val="14"/>
+        </w:numPr>
+        <w:spacing w:after="0" w:line="259" w:lineRule="auto"/>
+      </w:pPr>
+      <w:r>
+        <w:t>Debriefing maken en opsturen naar de opdrachtgever.</w:t>
+      </w:r>
+    </w:p>
+    <w:p>
+      <w:pPr>
+        <w:numPr>
+          <w:ilvl w:val="0"/>
+          <w:numId w:val="14"/>
+        </w:numPr>
+        <w:spacing w:after="0" w:line="259" w:lineRule="auto"/>
+      </w:pPr>
+      <w:r>
+        <w:t>Schetsen maken en variaties uitwerken.</w:t>
+      </w:r>
+    </w:p>
+    <w:p>
+      <w:pPr>
+        <w:numPr>
+          <w:ilvl w:val="0"/>
+          <w:numId w:val="14"/>
+        </w:numPr>
+        <w:spacing w:after="0" w:line="259" w:lineRule="auto"/>
+      </w:pPr>
+      <w:r>
+        <w:t>Begin maken aan de website.</w:t>
+      </w:r>
+    </w:p>
+    <w:p>
+      <w:pPr>
+        <w:spacing w:after="0" w:line="259" w:lineRule="auto"/>
+        <w:ind w:left="720" w:firstLine="0"/>
+      </w:pPr>
+    </w:p>
+    <w:p>
+      <w:pPr>
+        <w:spacing w:after="186" w:line="259" w:lineRule="auto"/>
+        <w:ind w:left="5" w:firstLine="0"/>
       </w:pPr>
       <w:r>
         <w:rPr>
           <w:b/>
           <w:bCs/>
-          <w:i/>
-          <w:iCs/>
-        </w:rPr>
-        <w:t xml:space="preserve">Week 1: </w:t>
-      </w:r>
-    </w:p>
-    <w:p>
-      <w:pPr>
-        <w:spacing w:after="12"/>
-        <w:ind w:left="0"/>
-      </w:pPr>
-      <w:r>
-        <w:t xml:space="preserve">Debriefing maken en opsturen naar de opdrachtgever. </w:t>
-      </w:r>
-    </w:p>
-    <w:p>
-      <w:pPr>
-        <w:ind w:left="0" w:right="4157"/>
-      </w:pPr>
-      <w:r>
-        <w:t xml:space="preserve">Schetsen maken en variaties uitwerken. Begin maken aan de website. </w:t>
-      </w:r>
-    </w:p>
-    <w:p>
-      <w:pPr>
-        <w:spacing w:after="12"/>
-        <w:ind w:left="0"/>
+        </w:rPr>
+        <w:t>Week 2:</w:t>
+      </w:r>
+    </w:p>
+    <w:p>
+      <w:pPr>
+        <w:numPr>
+          <w:ilvl w:val="0"/>
+          <w:numId w:val="15"/>
+        </w:numPr>
+        <w:spacing w:after="0" w:line="259" w:lineRule="auto"/>
+      </w:pPr>
+      <w:r>
+        <w:t>Ontwerpen uitwerken.</w:t>
+      </w:r>
+    </w:p>
+    <w:p>
+      <w:pPr>
+        <w:numPr>
+          <w:ilvl w:val="0"/>
+          <w:numId w:val="15"/>
+        </w:numPr>
+        <w:spacing w:after="0" w:line="259" w:lineRule="auto"/>
+      </w:pPr>
+      <w:r>
+        <w:t>Feedback vragen aan elkaar (code review).</w:t>
+      </w:r>
+    </w:p>
+    <w:p>
+      <w:pPr>
+        <w:spacing w:after="0" w:line="259" w:lineRule="auto"/>
+        <w:ind w:left="360" w:firstLine="0"/>
+      </w:pPr>
+    </w:p>
+    <w:p>
+      <w:pPr>
+        <w:spacing w:after="186" w:line="259" w:lineRule="auto"/>
+        <w:ind w:left="5" w:firstLine="0"/>
+      </w:pPr>
+      <w:r>
         <w:rPr>
           <w:b/>
           <w:bCs/>
-          <w:i/>
-          <w:iCs/>
-        </w:rPr>
-      </w:pPr>
-      <w:r>
-        <w:rPr>
-          <w:b/>
-          <w:bCs/>
-          <w:i/>
-          <w:iCs/>
-        </w:rPr>
-        <w:t xml:space="preserve">Week 2: </w:t>
-      </w:r>
-    </w:p>
-    <w:p>
-      <w:pPr>
-        <w:spacing w:after="12"/>
-        <w:ind w:left="0"/>
-      </w:pPr>
-      <w:r>
-        <w:t xml:space="preserve">Ontwerpen uitwerken. </w:t>
-      </w:r>
-    </w:p>
-    <w:p>
-      <w:pPr>
-        <w:ind w:left="0"/>
-      </w:pPr>
-      <w:r>
-        <w:t xml:space="preserve">Feedback vragen aan elkaar (code review). </w:t>
-      </w:r>
-    </w:p>
-    <w:p>
-      <w:pPr>
-        <w:spacing w:after="12"/>
-        <w:ind w:left="0"/>
-        <w:rPr>
-          <w:b/>
-          <w:bCs/>
-          <w:i/>
-          <w:iCs/>
-        </w:rPr>
-      </w:pPr>
-      <w:r>
-        <w:rPr>
-          <w:b/>
-          <w:bCs/>
-          <w:i/>
-          <w:iCs/>
-        </w:rPr>
-        <w:t xml:space="preserve">Week 3: </w:t>
-      </w:r>
-    </w:p>
-    <w:p>
-      <w:pPr>
-        <w:ind w:left="0" w:right="5387"/>
-      </w:pPr>
-      <w:r>
-        <w:t xml:space="preserve">Sprint review voorbereiden. Sprint review. </w:t>
+        </w:rPr>
+        <w:t>Week 3:</w:t>
+      </w:r>
+    </w:p>
+    <w:p>
+      <w:pPr>
+        <w:numPr>
+          <w:ilvl w:val="0"/>
+          <w:numId w:val="16"/>
+        </w:numPr>
+        <w:spacing w:after="0" w:line="259" w:lineRule="auto"/>
+      </w:pPr>
+      <w:r>
+        <w:t>Sprint review voorbereiden.</w:t>
+      </w:r>
+    </w:p>
+    <w:p>
+      <w:pPr>
+        <w:numPr>
+          <w:ilvl w:val="0"/>
+          <w:numId w:val="16"/>
+        </w:numPr>
+        <w:spacing w:after="0" w:line="259" w:lineRule="auto"/>
+      </w:pPr>
+      <w:r>
+        <w:t>Sprint review.</w:t>
       </w:r>
     </w:p>
     <w:p>
@@ -855,9 +817,18 @@
         <w:spacing w:after="186" w:line="259" w:lineRule="auto"/>
         <w:ind w:left="5" w:firstLine="0"/>
       </w:pPr>
-      <w:r>
-        <w:t xml:space="preserve"> </w:t>
-      </w:r>
+    </w:p>
+    <w:p>
+      <w:pPr>
+        <w:spacing w:after="186" w:line="259" w:lineRule="auto"/>
+        <w:ind w:left="5" w:firstLine="0"/>
+      </w:pPr>
+    </w:p>
+    <w:p>
+      <w:pPr>
+        <w:spacing w:after="186" w:line="259" w:lineRule="auto"/>
+        <w:ind w:left="5" w:firstLine="0"/>
+      </w:pPr>
     </w:p>
     <w:p>
       <w:pPr>
@@ -876,46 +847,59 @@
           <w:b/>
           <w:bCs/>
         </w:rPr>
+        <w:lastRenderedPageBreak/>
         <w:t xml:space="preserve">Gebruikers </w:t>
       </w:r>
     </w:p>
     <w:p>
       <w:pPr>
-        <w:spacing w:after="2618"/>
-        <w:ind w:left="5" w:firstLine="0"/>
-        <w:rPr>
-          <w:color w:val="auto"/>
-        </w:rPr>
-      </w:pPr>
-      <w:r>
-        <w:rPr>
-          <w:color w:val="auto"/>
-        </w:rPr>
-        <w:t>Voor HvanA zijn primair studenten en medewerkers van de H</w:t>
-      </w:r>
-      <w:r>
-        <w:rPr>
-          <w:color w:val="auto"/>
-        </w:rPr>
-        <w:t>v</w:t>
-      </w:r>
-      <w:r>
-        <w:rPr>
-          <w:color w:val="auto"/>
-        </w:rPr>
-        <w:t>A de doelgroepen. Onderwijskundigen zijn een deel van die tweede gr</w:t>
-      </w:r>
-      <w:r>
-        <w:rPr>
-          <w:color w:val="auto"/>
-        </w:rPr>
-        <w:t xml:space="preserve">oep. </w:t>
-      </w:r>
-      <w:r>
-        <w:rPr>
-          <w:color w:val="auto"/>
-        </w:rPr>
-        <w:t xml:space="preserve">Graag voor telefoongebruikers toegankelijker maken.  </w:t>
+        <w:pStyle w:val="Normaalweb"/>
+        <w:shd w:val="clear" w:color="auto" w:fill="FFFFFF"/>
+        <w:spacing w:before="0" w:beforeAutospacing="0" w:after="0" w:afterAutospacing="0"/>
+        <w:ind w:left="365"/>
+        <w:rPr>
+          <w:rFonts w:ascii="Calibri" w:hAnsi="Calibri" w:cs="Calibri"/>
+          <w:color w:val="1F2328"/>
+        </w:rPr>
+      </w:pPr>
+      <w:r>
+        <w:rPr>
+          <w:rFonts w:ascii="Calibri" w:hAnsi="Calibri" w:cs="Calibri"/>
+          <w:color w:val="1F2328"/>
+        </w:rPr>
+        <w:t xml:space="preserve">Voor </w:t>
+      </w:r>
+      <w:proofErr w:type="spellStart"/>
+      <w:r>
+        <w:rPr>
+          <w:rFonts w:ascii="Calibri" w:hAnsi="Calibri" w:cs="Calibri"/>
+          <w:color w:val="1F2328"/>
+        </w:rPr>
+        <w:t>HvanA</w:t>
+      </w:r>
+      <w:proofErr w:type="spellEnd"/>
+      <w:r>
+        <w:rPr>
+          <w:rFonts w:ascii="Calibri" w:hAnsi="Calibri" w:cs="Calibri"/>
+          <w:color w:val="1F2328"/>
+        </w:rPr>
+        <w:t xml:space="preserve"> zijn primair studenten en medewerker van de </w:t>
+      </w:r>
+      <w:proofErr w:type="spellStart"/>
+      <w:r>
+        <w:rPr>
+          <w:rFonts w:ascii="Calibri" w:hAnsi="Calibri" w:cs="Calibri"/>
+          <w:color w:val="1F2328"/>
+        </w:rPr>
+        <w:t>HvA</w:t>
+      </w:r>
+      <w:proofErr w:type="spellEnd"/>
+      <w:r>
+        <w:rPr>
+          <w:rFonts w:ascii="Calibri" w:hAnsi="Calibri" w:cs="Calibri"/>
+          <w:color w:val="1F2328"/>
+        </w:rPr>
+        <w:t xml:space="preserve"> de doelgroepen. Onderwijskundige zijn een deel van die tweede groep. Graag voor telefoongebruikers toegankelijker maken.</w:t>
       </w:r>
     </w:p>
     <w:p>
@@ -923,15 +907,6 @@
         <w:spacing w:after="2618"/>
         <w:ind w:left="0"/>
       </w:pPr>
-      <w:r>
-        <w:t> </w:t>
-      </w:r>
-    </w:p>
-    <w:p>
-      <w:pPr>
-        <w:spacing w:after="2618"/>
-        <w:ind w:left="0"/>
-      </w:pPr>
     </w:p>
     <w:p>
       <w:pPr>
@@ -939,7 +914,6 @@
         <w:ind w:left="0" w:firstLine="0"/>
       </w:pPr>
       <w:r>
-        <w:lastRenderedPageBreak/>
         <w:t xml:space="preserve"> </w:t>
       </w:r>
       <w:r>
@@ -968,6 +942,155 @@
 <file path=word/numbering.xml><?xml version="1.0" encoding="utf-8"?>
 <w:numbering xmlns:wpc="http://schemas.microsoft.com/office/word/2010/wordprocessingCanvas" xmlns:cx="http://schemas.microsoft.com/office/drawing/2014/chartex" xmlns:cx1="http://schemas.microsoft.com/office/drawing/2015/9/8/chartex" xmlns:cx2="http://schemas.microsoft.com/office/drawing/2015/10/21/chartex" xmlns:cx3="http://schemas.microsoft.com/office/drawing/2016/5/9/chartex" xmlns:cx4="http://schemas.microsoft.com/office/drawing/2016/5/10/chartex" xmlns:cx5="http://schemas.microsoft.com/office/drawing/2016/5/11/chartex" xmlns:cx6="http://schemas.microsoft.com/office/drawing/2016/5/12/chartex" xmlns:cx7="http://schemas.microsoft.com/office/drawing/2016/5/13/chartex" xmlns:cx8="http://schemas.microsoft.com/office/drawing/2016/5/14/chartex" xmlns:mc="http://schemas.openxmlformats.org/markup-compatibility/2006" xmlns:aink="http://schemas.microsoft.com/office/drawing/2016/ink" xmlns:am3d="http://schemas.microsoft.com/office/drawing/2017/model3d" xmlns:o="urn:schemas-microsoft-com:office:office" xmlns:oel="http://schemas.microsoft.com/office/2019/extlst" xmlns:r="http://schemas.openxmlformats.org/officeDocument/2006/relationships" xmlns:m="http://schemas.openxmlformats.org/officeDocument/2006/math" xmlns:v="urn:schemas-microsoft-com:vml" xmlns:wp14="http://schemas.microsoft.com/office/word/2010/wordprocessingDrawing" xmlns:wp="http://schemas.openxmlformats.org/drawingml/2006/wordprocessingDrawing" xmlns:w10="urn:schemas-microsoft-com:office:word" xmlns:w="http://schemas.openxmlformats.org/wordprocessingml/2006/main" xmlns:w14="http://schemas.microsoft.com/office/word/2010/wordml" xmlns:w15="http://schemas.microsoft.com/office/word/2012/wordml" xmlns:w16cex="http://schemas.microsoft.com/office/word/2018/wordml/cex" xmlns:w16cid="http://schemas.microsoft.com/office/word/2016/wordml/cid" xmlns:w16="http://schemas.microsoft.com/office/word/2018/wordml" xmlns:w16du="http://schemas.microsoft.com/office/word/2023/wordml/word16du" xmlns:w16sdtdh="http://schemas.microsoft.com/office/word/2020/wordml/sdtdatahash" xmlns:w16sdtfl="http://schemas.microsoft.com/office/word/2024/wordml/sdtformatlock" xmlns:w16se="http://schemas.microsoft.com/office/word/2015/wordml/symex" xmlns:wpg="http://schemas.microsoft.com/office/word/2010/wordprocessingGroup" xmlns:wpi="http://schemas.microsoft.com/office/word/2010/wordprocessingInk" xmlns:wne="http://schemas.microsoft.com/office/word/2006/wordml" xmlns:wps="http://schemas.microsoft.com/office/word/2010/wordprocessingShape" mc:Ignorable="w14 w15 w16se w16cid w16 w16cex w16sdtdh w16sdtfl w16du wp14">
   <w:abstractNum w:abstractNumId="0" w15:restartNumberingAfterBreak="0">
+    <w:nsid w:val="1BBA744D"/>
+    <w:multiLevelType w:val="multilevel"/>
+    <w:tmpl w:val="E572FA16"/>
+    <w:lvl w:ilvl="0">
+      <w:start w:val="1"/>
+      <w:numFmt w:val="bullet"/>
+      <w:lvlText w:val=""/>
+      <w:lvlJc w:val="left"/>
+      <w:pPr>
+        <w:tabs>
+          <w:tab w:val="num" w:pos="720"/>
+        </w:tabs>
+        <w:ind w:left="720" w:hanging="360"/>
+      </w:pPr>
+      <w:rPr>
+        <w:rFonts w:ascii="Symbol" w:hAnsi="Symbol" w:hint="default"/>
+        <w:sz w:val="20"/>
+      </w:rPr>
+    </w:lvl>
+    <w:lvl w:ilvl="1" w:tentative="1">
+      <w:start w:val="1"/>
+      <w:numFmt w:val="bullet"/>
+      <w:lvlText w:val="o"/>
+      <w:lvlJc w:val="left"/>
+      <w:pPr>
+        <w:tabs>
+          <w:tab w:val="num" w:pos="1440"/>
+        </w:tabs>
+        <w:ind w:left="1440" w:hanging="360"/>
+      </w:pPr>
+      <w:rPr>
+        <w:rFonts w:ascii="Courier New" w:hAnsi="Courier New" w:hint="default"/>
+        <w:sz w:val="20"/>
+      </w:rPr>
+    </w:lvl>
+    <w:lvl w:ilvl="2" w:tentative="1">
+      <w:start w:val="1"/>
+      <w:numFmt w:val="bullet"/>
+      <w:lvlText w:val=""/>
+      <w:lvlJc w:val="left"/>
+      <w:pPr>
+        <w:tabs>
+          <w:tab w:val="num" w:pos="2160"/>
+        </w:tabs>
+        <w:ind w:left="2160" w:hanging="360"/>
+      </w:pPr>
+      <w:rPr>
+        <w:rFonts w:ascii="Wingdings" w:hAnsi="Wingdings" w:hint="default"/>
+        <w:sz w:val="20"/>
+      </w:rPr>
+    </w:lvl>
+    <w:lvl w:ilvl="3" w:tentative="1">
+      <w:start w:val="1"/>
+      <w:numFmt w:val="bullet"/>
+      <w:lvlText w:val=""/>
+      <w:lvlJc w:val="left"/>
+      <w:pPr>
+        <w:tabs>
+          <w:tab w:val="num" w:pos="2880"/>
+        </w:tabs>
+        <w:ind w:left="2880" w:hanging="360"/>
+      </w:pPr>
+      <w:rPr>
+        <w:rFonts w:ascii="Wingdings" w:hAnsi="Wingdings" w:hint="default"/>
+        <w:sz w:val="20"/>
+      </w:rPr>
+    </w:lvl>
+    <w:lvl w:ilvl="4" w:tentative="1">
+      <w:start w:val="1"/>
+      <w:numFmt w:val="bullet"/>
+      <w:lvlText w:val=""/>
+      <w:lvlJc w:val="left"/>
+      <w:pPr>
+        <w:tabs>
+          <w:tab w:val="num" w:pos="3600"/>
+        </w:tabs>
+        <w:ind w:left="3600" w:hanging="360"/>
+      </w:pPr>
+      <w:rPr>
+        <w:rFonts w:ascii="Wingdings" w:hAnsi="Wingdings" w:hint="default"/>
+        <w:sz w:val="20"/>
+      </w:rPr>
+    </w:lvl>
+    <w:lvl w:ilvl="5" w:tentative="1">
+      <w:start w:val="1"/>
+      <w:numFmt w:val="bullet"/>
+      <w:lvlText w:val=""/>
+      <w:lvlJc w:val="left"/>
+      <w:pPr>
+        <w:tabs>
+          <w:tab w:val="num" w:pos="4320"/>
+        </w:tabs>
+        <w:ind w:left="4320" w:hanging="360"/>
+      </w:pPr>
+      <w:rPr>
+        <w:rFonts w:ascii="Wingdings" w:hAnsi="Wingdings" w:hint="default"/>
+        <w:sz w:val="20"/>
+      </w:rPr>
+    </w:lvl>
+    <w:lvl w:ilvl="6" w:tentative="1">
+      <w:start w:val="1"/>
+      <w:numFmt w:val="bullet"/>
+      <w:lvlText w:val=""/>
+      <w:lvlJc w:val="left"/>
+      <w:pPr>
+        <w:tabs>
+          <w:tab w:val="num" w:pos="5040"/>
+        </w:tabs>
+        <w:ind w:left="5040" w:hanging="360"/>
+      </w:pPr>
+      <w:rPr>
+        <w:rFonts w:ascii="Wingdings" w:hAnsi="Wingdings" w:hint="default"/>
+        <w:sz w:val="20"/>
+      </w:rPr>
+    </w:lvl>
+    <w:lvl w:ilvl="7" w:tentative="1">
+      <w:start w:val="1"/>
+      <w:numFmt w:val="bullet"/>
+      <w:lvlText w:val=""/>
+      <w:lvlJc w:val="left"/>
+      <w:pPr>
+        <w:tabs>
+          <w:tab w:val="num" w:pos="5760"/>
+        </w:tabs>
+        <w:ind w:left="5760" w:hanging="360"/>
+      </w:pPr>
+      <w:rPr>
+        <w:rFonts w:ascii="Wingdings" w:hAnsi="Wingdings" w:hint="default"/>
+        <w:sz w:val="20"/>
+      </w:rPr>
+    </w:lvl>
+    <w:lvl w:ilvl="8" w:tentative="1">
+      <w:start w:val="1"/>
+      <w:numFmt w:val="bullet"/>
+      <w:lvlText w:val=""/>
+      <w:lvlJc w:val="left"/>
+      <w:pPr>
+        <w:tabs>
+          <w:tab w:val="num" w:pos="6480"/>
+        </w:tabs>
+        <w:ind w:left="6480" w:hanging="360"/>
+      </w:pPr>
+      <w:rPr>
+        <w:rFonts w:ascii="Wingdings" w:hAnsi="Wingdings" w:hint="default"/>
+        <w:sz w:val="20"/>
+      </w:rPr>
+    </w:lvl>
+  </w:abstractNum>
+  <w:abstractNum w:abstractNumId="1" w15:restartNumberingAfterBreak="0">
     <w:nsid w:val="255C6249"/>
     <w:multiLevelType w:val="multilevel"/>
     <w:tmpl w:val="BEB4B20A"/>
@@ -1116,7 +1239,7 @@
       </w:rPr>
     </w:lvl>
   </w:abstractNum>
-  <w:abstractNum w:abstractNumId="1" w15:restartNumberingAfterBreak="0">
+  <w:abstractNum w:abstractNumId="2" w15:restartNumberingAfterBreak="0">
     <w:nsid w:val="25DC224F"/>
     <w:multiLevelType w:val="multilevel"/>
     <w:tmpl w:val="BD96B3D6"/>
@@ -1265,7 +1388,7 @@
       </w:rPr>
     </w:lvl>
   </w:abstractNum>
-  <w:abstractNum w:abstractNumId="2" w15:restartNumberingAfterBreak="0">
+  <w:abstractNum w:abstractNumId="3" w15:restartNumberingAfterBreak="0">
     <w:nsid w:val="27756FF9"/>
     <w:multiLevelType w:val="hybridMultilevel"/>
     <w:tmpl w:val="E24E48E2"/>
@@ -1477,7 +1600,156 @@
       </w:rPr>
     </w:lvl>
   </w:abstractNum>
-  <w:abstractNum w:abstractNumId="3" w15:restartNumberingAfterBreak="0">
+  <w:abstractNum w:abstractNumId="4" w15:restartNumberingAfterBreak="0">
+    <w:nsid w:val="2EEE1A80"/>
+    <w:multiLevelType w:val="multilevel"/>
+    <w:tmpl w:val="A2A4EB98"/>
+    <w:lvl w:ilvl="0">
+      <w:start w:val="1"/>
+      <w:numFmt w:val="bullet"/>
+      <w:lvlText w:val=""/>
+      <w:lvlJc w:val="left"/>
+      <w:pPr>
+        <w:tabs>
+          <w:tab w:val="num" w:pos="720"/>
+        </w:tabs>
+        <w:ind w:left="720" w:hanging="360"/>
+      </w:pPr>
+      <w:rPr>
+        <w:rFonts w:ascii="Symbol" w:hAnsi="Symbol" w:hint="default"/>
+        <w:sz w:val="20"/>
+      </w:rPr>
+    </w:lvl>
+    <w:lvl w:ilvl="1" w:tentative="1">
+      <w:start w:val="1"/>
+      <w:numFmt w:val="bullet"/>
+      <w:lvlText w:val="o"/>
+      <w:lvlJc w:val="left"/>
+      <w:pPr>
+        <w:tabs>
+          <w:tab w:val="num" w:pos="1440"/>
+        </w:tabs>
+        <w:ind w:left="1440" w:hanging="360"/>
+      </w:pPr>
+      <w:rPr>
+        <w:rFonts w:ascii="Courier New" w:hAnsi="Courier New" w:hint="default"/>
+        <w:sz w:val="20"/>
+      </w:rPr>
+    </w:lvl>
+    <w:lvl w:ilvl="2" w:tentative="1">
+      <w:start w:val="1"/>
+      <w:numFmt w:val="bullet"/>
+      <w:lvlText w:val=""/>
+      <w:lvlJc w:val="left"/>
+      <w:pPr>
+        <w:tabs>
+          <w:tab w:val="num" w:pos="2160"/>
+        </w:tabs>
+        <w:ind w:left="2160" w:hanging="360"/>
+      </w:pPr>
+      <w:rPr>
+        <w:rFonts w:ascii="Wingdings" w:hAnsi="Wingdings" w:hint="default"/>
+        <w:sz w:val="20"/>
+      </w:rPr>
+    </w:lvl>
+    <w:lvl w:ilvl="3" w:tentative="1">
+      <w:start w:val="1"/>
+      <w:numFmt w:val="bullet"/>
+      <w:lvlText w:val=""/>
+      <w:lvlJc w:val="left"/>
+      <w:pPr>
+        <w:tabs>
+          <w:tab w:val="num" w:pos="2880"/>
+        </w:tabs>
+        <w:ind w:left="2880" w:hanging="360"/>
+      </w:pPr>
+      <w:rPr>
+        <w:rFonts w:ascii="Wingdings" w:hAnsi="Wingdings" w:hint="default"/>
+        <w:sz w:val="20"/>
+      </w:rPr>
+    </w:lvl>
+    <w:lvl w:ilvl="4" w:tentative="1">
+      <w:start w:val="1"/>
+      <w:numFmt w:val="bullet"/>
+      <w:lvlText w:val=""/>
+      <w:lvlJc w:val="left"/>
+      <w:pPr>
+        <w:tabs>
+          <w:tab w:val="num" w:pos="3600"/>
+        </w:tabs>
+        <w:ind w:left="3600" w:hanging="360"/>
+      </w:pPr>
+      <w:rPr>
+        <w:rFonts w:ascii="Wingdings" w:hAnsi="Wingdings" w:hint="default"/>
+        <w:sz w:val="20"/>
+      </w:rPr>
+    </w:lvl>
+    <w:lvl w:ilvl="5" w:tentative="1">
+      <w:start w:val="1"/>
+      <w:numFmt w:val="bullet"/>
+      <w:lvlText w:val=""/>
+      <w:lvlJc w:val="left"/>
+      <w:pPr>
+        <w:tabs>
+          <w:tab w:val="num" w:pos="4320"/>
+        </w:tabs>
+        <w:ind w:left="4320" w:hanging="360"/>
+      </w:pPr>
+      <w:rPr>
+        <w:rFonts w:ascii="Wingdings" w:hAnsi="Wingdings" w:hint="default"/>
+        <w:sz w:val="20"/>
+      </w:rPr>
+    </w:lvl>
+    <w:lvl w:ilvl="6" w:tentative="1">
+      <w:start w:val="1"/>
+      <w:numFmt w:val="bullet"/>
+      <w:lvlText w:val=""/>
+      <w:lvlJc w:val="left"/>
+      <w:pPr>
+        <w:tabs>
+          <w:tab w:val="num" w:pos="5040"/>
+        </w:tabs>
+        <w:ind w:left="5040" w:hanging="360"/>
+      </w:pPr>
+      <w:rPr>
+        <w:rFonts w:ascii="Wingdings" w:hAnsi="Wingdings" w:hint="default"/>
+        <w:sz w:val="20"/>
+      </w:rPr>
+    </w:lvl>
+    <w:lvl w:ilvl="7" w:tentative="1">
+      <w:start w:val="1"/>
+      <w:numFmt w:val="bullet"/>
+      <w:lvlText w:val=""/>
+      <w:lvlJc w:val="left"/>
+      <w:pPr>
+        <w:tabs>
+          <w:tab w:val="num" w:pos="5760"/>
+        </w:tabs>
+        <w:ind w:left="5760" w:hanging="360"/>
+      </w:pPr>
+      <w:rPr>
+        <w:rFonts w:ascii="Wingdings" w:hAnsi="Wingdings" w:hint="default"/>
+        <w:sz w:val="20"/>
+      </w:rPr>
+    </w:lvl>
+    <w:lvl w:ilvl="8" w:tentative="1">
+      <w:start w:val="1"/>
+      <w:numFmt w:val="bullet"/>
+      <w:lvlText w:val=""/>
+      <w:lvlJc w:val="left"/>
+      <w:pPr>
+        <w:tabs>
+          <w:tab w:val="num" w:pos="6480"/>
+        </w:tabs>
+        <w:ind w:left="6480" w:hanging="360"/>
+      </w:pPr>
+      <w:rPr>
+        <w:rFonts w:ascii="Wingdings" w:hAnsi="Wingdings" w:hint="default"/>
+        <w:sz w:val="20"/>
+      </w:rPr>
+    </w:lvl>
+  </w:abstractNum>
+  <w:abstractNum w:abstractNumId="5" w15:restartNumberingAfterBreak="0">
     <w:nsid w:val="3D0105B5"/>
     <w:multiLevelType w:val="hybridMultilevel"/>
     <w:tmpl w:val="02CED770"/>
@@ -1566,7 +1838,7 @@
       </w:pPr>
     </w:lvl>
   </w:abstractNum>
-  <w:abstractNum w:abstractNumId="4" w15:restartNumberingAfterBreak="0">
+  <w:abstractNum w:abstractNumId="6" w15:restartNumberingAfterBreak="0">
     <w:nsid w:val="41226E0C"/>
     <w:multiLevelType w:val="multilevel"/>
     <w:tmpl w:val="15E443F4"/>
@@ -1715,7 +1987,7 @@
       </w:rPr>
     </w:lvl>
   </w:abstractNum>
-  <w:abstractNum w:abstractNumId="5" w15:restartNumberingAfterBreak="0">
+  <w:abstractNum w:abstractNumId="7" w15:restartNumberingAfterBreak="0">
     <w:nsid w:val="501A3791"/>
     <w:multiLevelType w:val="hybridMultilevel"/>
     <w:tmpl w:val="F6DAB536"/>
@@ -1927,7 +2199,7 @@
       </w:rPr>
     </w:lvl>
   </w:abstractNum>
-  <w:abstractNum w:abstractNumId="6" w15:restartNumberingAfterBreak="0">
+  <w:abstractNum w:abstractNumId="8" w15:restartNumberingAfterBreak="0">
     <w:nsid w:val="5DEC7FC7"/>
     <w:multiLevelType w:val="hybridMultilevel"/>
     <w:tmpl w:val="52B45878"/>
@@ -2041,7 +2313,7 @@
       </w:rPr>
     </w:lvl>
   </w:abstractNum>
-  <w:abstractNum w:abstractNumId="7" w15:restartNumberingAfterBreak="0">
+  <w:abstractNum w:abstractNumId="9" w15:restartNumberingAfterBreak="0">
     <w:nsid w:val="5E1A4CA4"/>
     <w:multiLevelType w:val="multilevel"/>
     <w:tmpl w:val="CB4A4998"/>
@@ -2190,7 +2462,156 @@
       </w:rPr>
     </w:lvl>
   </w:abstractNum>
-  <w:abstractNum w:abstractNumId="8" w15:restartNumberingAfterBreak="0">
+  <w:abstractNum w:abstractNumId="10" w15:restartNumberingAfterBreak="0">
+    <w:nsid w:val="620942D7"/>
+    <w:multiLevelType w:val="multilevel"/>
+    <w:tmpl w:val="F6CEC194"/>
+    <w:lvl w:ilvl="0">
+      <w:start w:val="1"/>
+      <w:numFmt w:val="bullet"/>
+      <w:lvlText w:val=""/>
+      <w:lvlJc w:val="left"/>
+      <w:pPr>
+        <w:tabs>
+          <w:tab w:val="num" w:pos="720"/>
+        </w:tabs>
+        <w:ind w:left="720" w:hanging="360"/>
+      </w:pPr>
+      <w:rPr>
+        <w:rFonts w:ascii="Symbol" w:hAnsi="Symbol" w:hint="default"/>
+        <w:sz w:val="20"/>
+      </w:rPr>
+    </w:lvl>
+    <w:lvl w:ilvl="1" w:tentative="1">
+      <w:start w:val="1"/>
+      <w:numFmt w:val="bullet"/>
+      <w:lvlText w:val="o"/>
+      <w:lvlJc w:val="left"/>
+      <w:pPr>
+        <w:tabs>
+          <w:tab w:val="num" w:pos="1440"/>
+        </w:tabs>
+        <w:ind w:left="1440" w:hanging="360"/>
+      </w:pPr>
+      <w:rPr>
+        <w:rFonts w:ascii="Courier New" w:hAnsi="Courier New" w:hint="default"/>
+        <w:sz w:val="20"/>
+      </w:rPr>
+    </w:lvl>
+    <w:lvl w:ilvl="2" w:tentative="1">
+      <w:start w:val="1"/>
+      <w:numFmt w:val="bullet"/>
+      <w:lvlText w:val=""/>
+      <w:lvlJc w:val="left"/>
+      <w:pPr>
+        <w:tabs>
+          <w:tab w:val="num" w:pos="2160"/>
+        </w:tabs>
+        <w:ind w:left="2160" w:hanging="360"/>
+      </w:pPr>
+      <w:rPr>
+        <w:rFonts w:ascii="Wingdings" w:hAnsi="Wingdings" w:hint="default"/>
+        <w:sz w:val="20"/>
+      </w:rPr>
+    </w:lvl>
+    <w:lvl w:ilvl="3" w:tentative="1">
+      <w:start w:val="1"/>
+      <w:numFmt w:val="bullet"/>
+      <w:lvlText w:val=""/>
+      <w:lvlJc w:val="left"/>
+      <w:pPr>
+        <w:tabs>
+          <w:tab w:val="num" w:pos="2880"/>
+        </w:tabs>
+        <w:ind w:left="2880" w:hanging="360"/>
+      </w:pPr>
+      <w:rPr>
+        <w:rFonts w:ascii="Wingdings" w:hAnsi="Wingdings" w:hint="default"/>
+        <w:sz w:val="20"/>
+      </w:rPr>
+    </w:lvl>
+    <w:lvl w:ilvl="4" w:tentative="1">
+      <w:start w:val="1"/>
+      <w:numFmt w:val="bullet"/>
+      <w:lvlText w:val=""/>
+      <w:lvlJc w:val="left"/>
+      <w:pPr>
+        <w:tabs>
+          <w:tab w:val="num" w:pos="3600"/>
+        </w:tabs>
+        <w:ind w:left="3600" w:hanging="360"/>
+      </w:pPr>
+      <w:rPr>
+        <w:rFonts w:ascii="Wingdings" w:hAnsi="Wingdings" w:hint="default"/>
+        <w:sz w:val="20"/>
+      </w:rPr>
+    </w:lvl>
+    <w:lvl w:ilvl="5" w:tentative="1">
+      <w:start w:val="1"/>
+      <w:numFmt w:val="bullet"/>
+      <w:lvlText w:val=""/>
+      <w:lvlJc w:val="left"/>
+      <w:pPr>
+        <w:tabs>
+          <w:tab w:val="num" w:pos="4320"/>
+        </w:tabs>
+        <w:ind w:left="4320" w:hanging="360"/>
+      </w:pPr>
+      <w:rPr>
+        <w:rFonts w:ascii="Wingdings" w:hAnsi="Wingdings" w:hint="default"/>
+        <w:sz w:val="20"/>
+      </w:rPr>
+    </w:lvl>
+    <w:lvl w:ilvl="6" w:tentative="1">
+      <w:start w:val="1"/>
+      <w:numFmt w:val="bullet"/>
+      <w:lvlText w:val=""/>
+      <w:lvlJc w:val="left"/>
+      <w:pPr>
+        <w:tabs>
+          <w:tab w:val="num" w:pos="5040"/>
+        </w:tabs>
+        <w:ind w:left="5040" w:hanging="360"/>
+      </w:pPr>
+      <w:rPr>
+        <w:rFonts w:ascii="Wingdings" w:hAnsi="Wingdings" w:hint="default"/>
+        <w:sz w:val="20"/>
+      </w:rPr>
+    </w:lvl>
+    <w:lvl w:ilvl="7" w:tentative="1">
+      <w:start w:val="1"/>
+      <w:numFmt w:val="bullet"/>
+      <w:lvlText w:val=""/>
+      <w:lvlJc w:val="left"/>
+      <w:pPr>
+        <w:tabs>
+          <w:tab w:val="num" w:pos="5760"/>
+        </w:tabs>
+        <w:ind w:left="5760" w:hanging="360"/>
+      </w:pPr>
+      <w:rPr>
+        <w:rFonts w:ascii="Wingdings" w:hAnsi="Wingdings" w:hint="default"/>
+        <w:sz w:val="20"/>
+      </w:rPr>
+    </w:lvl>
+    <w:lvl w:ilvl="8" w:tentative="1">
+      <w:start w:val="1"/>
+      <w:numFmt w:val="bullet"/>
+      <w:lvlText w:val=""/>
+      <w:lvlJc w:val="left"/>
+      <w:pPr>
+        <w:tabs>
+          <w:tab w:val="num" w:pos="6480"/>
+        </w:tabs>
+        <w:ind w:left="6480" w:hanging="360"/>
+      </w:pPr>
+      <w:rPr>
+        <w:rFonts w:ascii="Wingdings" w:hAnsi="Wingdings" w:hint="default"/>
+        <w:sz w:val="20"/>
+      </w:rPr>
+    </w:lvl>
+  </w:abstractNum>
+  <w:abstractNum w:abstractNumId="11" w15:restartNumberingAfterBreak="0">
     <w:nsid w:val="65180A7C"/>
     <w:multiLevelType w:val="multilevel"/>
     <w:tmpl w:val="E2323678"/>
@@ -2339,7 +2760,156 @@
       </w:rPr>
     </w:lvl>
   </w:abstractNum>
-  <w:abstractNum w:abstractNumId="9" w15:restartNumberingAfterBreak="0">
+  <w:abstractNum w:abstractNumId="12" w15:restartNumberingAfterBreak="0">
+    <w:nsid w:val="654129C7"/>
+    <w:multiLevelType w:val="multilevel"/>
+    <w:tmpl w:val="02945E8E"/>
+    <w:lvl w:ilvl="0">
+      <w:start w:val="1"/>
+      <w:numFmt w:val="bullet"/>
+      <w:lvlText w:val=""/>
+      <w:lvlJc w:val="left"/>
+      <w:pPr>
+        <w:tabs>
+          <w:tab w:val="num" w:pos="720"/>
+        </w:tabs>
+        <w:ind w:left="720" w:hanging="360"/>
+      </w:pPr>
+      <w:rPr>
+        <w:rFonts w:ascii="Symbol" w:hAnsi="Symbol" w:hint="default"/>
+        <w:sz w:val="20"/>
+      </w:rPr>
+    </w:lvl>
+    <w:lvl w:ilvl="1" w:tentative="1">
+      <w:start w:val="1"/>
+      <w:numFmt w:val="bullet"/>
+      <w:lvlText w:val="o"/>
+      <w:lvlJc w:val="left"/>
+      <w:pPr>
+        <w:tabs>
+          <w:tab w:val="num" w:pos="1440"/>
+        </w:tabs>
+        <w:ind w:left="1440" w:hanging="360"/>
+      </w:pPr>
+      <w:rPr>
+        <w:rFonts w:ascii="Courier New" w:hAnsi="Courier New" w:hint="default"/>
+        <w:sz w:val="20"/>
+      </w:rPr>
+    </w:lvl>
+    <w:lvl w:ilvl="2" w:tentative="1">
+      <w:start w:val="1"/>
+      <w:numFmt w:val="bullet"/>
+      <w:lvlText w:val=""/>
+      <w:lvlJc w:val="left"/>
+      <w:pPr>
+        <w:tabs>
+          <w:tab w:val="num" w:pos="2160"/>
+        </w:tabs>
+        <w:ind w:left="2160" w:hanging="360"/>
+      </w:pPr>
+      <w:rPr>
+        <w:rFonts w:ascii="Wingdings" w:hAnsi="Wingdings" w:hint="default"/>
+        <w:sz w:val="20"/>
+      </w:rPr>
+    </w:lvl>
+    <w:lvl w:ilvl="3" w:tentative="1">
+      <w:start w:val="1"/>
+      <w:numFmt w:val="bullet"/>
+      <w:lvlText w:val=""/>
+      <w:lvlJc w:val="left"/>
+      <w:pPr>
+        <w:tabs>
+          <w:tab w:val="num" w:pos="2880"/>
+        </w:tabs>
+        <w:ind w:left="2880" w:hanging="360"/>
+      </w:pPr>
+      <w:rPr>
+        <w:rFonts w:ascii="Wingdings" w:hAnsi="Wingdings" w:hint="default"/>
+        <w:sz w:val="20"/>
+      </w:rPr>
+    </w:lvl>
+    <w:lvl w:ilvl="4" w:tentative="1">
+      <w:start w:val="1"/>
+      <w:numFmt w:val="bullet"/>
+      <w:lvlText w:val=""/>
+      <w:lvlJc w:val="left"/>
+      <w:pPr>
+        <w:tabs>
+          <w:tab w:val="num" w:pos="3600"/>
+        </w:tabs>
+        <w:ind w:left="3600" w:hanging="360"/>
+      </w:pPr>
+      <w:rPr>
+        <w:rFonts w:ascii="Wingdings" w:hAnsi="Wingdings" w:hint="default"/>
+        <w:sz w:val="20"/>
+      </w:rPr>
+    </w:lvl>
+    <w:lvl w:ilvl="5" w:tentative="1">
+      <w:start w:val="1"/>
+      <w:numFmt w:val="bullet"/>
+      <w:lvlText w:val=""/>
+      <w:lvlJc w:val="left"/>
+      <w:pPr>
+        <w:tabs>
+          <w:tab w:val="num" w:pos="4320"/>
+        </w:tabs>
+        <w:ind w:left="4320" w:hanging="360"/>
+      </w:pPr>
+      <w:rPr>
+        <w:rFonts w:ascii="Wingdings" w:hAnsi="Wingdings" w:hint="default"/>
+        <w:sz w:val="20"/>
+      </w:rPr>
+    </w:lvl>
+    <w:lvl w:ilvl="6" w:tentative="1">
+      <w:start w:val="1"/>
+      <w:numFmt w:val="bullet"/>
+      <w:lvlText w:val=""/>
+      <w:lvlJc w:val="left"/>
+      <w:pPr>
+        <w:tabs>
+          <w:tab w:val="num" w:pos="5040"/>
+        </w:tabs>
+        <w:ind w:left="5040" w:hanging="360"/>
+      </w:pPr>
+      <w:rPr>
+        <w:rFonts w:ascii="Wingdings" w:hAnsi="Wingdings" w:hint="default"/>
+        <w:sz w:val="20"/>
+      </w:rPr>
+    </w:lvl>
+    <w:lvl w:ilvl="7" w:tentative="1">
+      <w:start w:val="1"/>
+      <w:numFmt w:val="bullet"/>
+      <w:lvlText w:val=""/>
+      <w:lvlJc w:val="left"/>
+      <w:pPr>
+        <w:tabs>
+          <w:tab w:val="num" w:pos="5760"/>
+        </w:tabs>
+        <w:ind w:left="5760" w:hanging="360"/>
+      </w:pPr>
+      <w:rPr>
+        <w:rFonts w:ascii="Wingdings" w:hAnsi="Wingdings" w:hint="default"/>
+        <w:sz w:val="20"/>
+      </w:rPr>
+    </w:lvl>
+    <w:lvl w:ilvl="8" w:tentative="1">
+      <w:start w:val="1"/>
+      <w:numFmt w:val="bullet"/>
+      <w:lvlText w:val=""/>
+      <w:lvlJc w:val="left"/>
+      <w:pPr>
+        <w:tabs>
+          <w:tab w:val="num" w:pos="6480"/>
+        </w:tabs>
+        <w:ind w:left="6480" w:hanging="360"/>
+      </w:pPr>
+      <w:rPr>
+        <w:rFonts w:ascii="Wingdings" w:hAnsi="Wingdings" w:hint="default"/>
+        <w:sz w:val="20"/>
+      </w:rPr>
+    </w:lvl>
+  </w:abstractNum>
+  <w:abstractNum w:abstractNumId="13" w15:restartNumberingAfterBreak="0">
     <w:nsid w:val="6B706C99"/>
     <w:multiLevelType w:val="multilevel"/>
     <w:tmpl w:val="E260FD3C"/>
@@ -2488,7 +3058,7 @@
       </w:rPr>
     </w:lvl>
   </w:abstractNum>
-  <w:abstractNum w:abstractNumId="10" w15:restartNumberingAfterBreak="0">
+  <w:abstractNum w:abstractNumId="14" w15:restartNumberingAfterBreak="0">
     <w:nsid w:val="758001A8"/>
     <w:multiLevelType w:val="hybridMultilevel"/>
     <w:tmpl w:val="8586E1BA"/>
@@ -2700,7 +3270,7 @@
       </w:rPr>
     </w:lvl>
   </w:abstractNum>
-  <w:abstractNum w:abstractNumId="11" w15:restartNumberingAfterBreak="0">
+  <w:abstractNum w:abstractNumId="15" w15:restartNumberingAfterBreak="0">
     <w:nsid w:val="7C406ADD"/>
     <w:multiLevelType w:val="hybridMultilevel"/>
     <w:tmpl w:val="F0D85162"/>
@@ -2814,40 +3384,52 @@
     </w:lvl>
   </w:abstractNum>
   <w:num w:numId="1" w16cid:durableId="1671835277">
+    <w:abstractNumId w:val="7"/>
+  </w:num>
+  <w:num w:numId="2" w16cid:durableId="1669601252">
+    <w:abstractNumId w:val="3"/>
+  </w:num>
+  <w:num w:numId="3" w16cid:durableId="1173111276">
+    <w:abstractNumId w:val="14"/>
+  </w:num>
+  <w:num w:numId="4" w16cid:durableId="1158762233">
     <w:abstractNumId w:val="5"/>
   </w:num>
-  <w:num w:numId="2" w16cid:durableId="1669601252">
+  <w:num w:numId="5" w16cid:durableId="1875118510">
+    <w:abstractNumId w:val="15"/>
+  </w:num>
+  <w:num w:numId="6" w16cid:durableId="1911840255">
+    <w:abstractNumId w:val="8"/>
+  </w:num>
+  <w:num w:numId="7" w16cid:durableId="1491092712">
+    <w:abstractNumId w:val="9"/>
+  </w:num>
+  <w:num w:numId="8" w16cid:durableId="1374767012">
+    <w:abstractNumId w:val="1"/>
+  </w:num>
+  <w:num w:numId="9" w16cid:durableId="1040402782">
+    <w:abstractNumId w:val="13"/>
+  </w:num>
+  <w:num w:numId="10" w16cid:durableId="1614169577">
     <w:abstractNumId w:val="2"/>
   </w:num>
-  <w:num w:numId="3" w16cid:durableId="1173111276">
-    <w:abstractNumId w:val="10"/>
-  </w:num>
-  <w:num w:numId="4" w16cid:durableId="1158762233">
-    <w:abstractNumId w:val="3"/>
-  </w:num>
-  <w:num w:numId="5" w16cid:durableId="1875118510">
+  <w:num w:numId="11" w16cid:durableId="2076781768">
     <w:abstractNumId w:val="11"/>
   </w:num>
-  <w:num w:numId="6" w16cid:durableId="1911840255">
+  <w:num w:numId="12" w16cid:durableId="1022048137">
     <w:abstractNumId w:val="6"/>
   </w:num>
-  <w:num w:numId="7" w16cid:durableId="1491092712">
-    <w:abstractNumId w:val="7"/>
+  <w:num w:numId="13" w16cid:durableId="1708331011">
+    <w:abstractNumId w:val="12"/>
   </w:num>
-  <w:num w:numId="8" w16cid:durableId="1374767012">
+  <w:num w:numId="14" w16cid:durableId="1915504845">
+    <w:abstractNumId w:val="4"/>
+  </w:num>
+  <w:num w:numId="15" w16cid:durableId="1373647437">
     <w:abstractNumId w:val="0"/>
   </w:num>
-  <w:num w:numId="9" w16cid:durableId="1040402782">
-    <w:abstractNumId w:val="9"/>
-  </w:num>
-  <w:num w:numId="10" w16cid:durableId="1614169577">
-    <w:abstractNumId w:val="1"/>
-  </w:num>
-  <w:num w:numId="11" w16cid:durableId="2076781768">
-    <w:abstractNumId w:val="8"/>
-  </w:num>
-  <w:num w:numId="12" w16cid:durableId="1022048137">
-    <w:abstractNumId w:val="4"/>
+  <w:num w:numId="16" w16cid:durableId="1666742431">
+    <w:abstractNumId w:val="10"/>
   </w:num>
 </w:numbering>
 </file>
@@ -3264,7 +3846,6 @@
   <w:style w:type="character" w:default="1" w:styleId="Standaardalinea-lettertype">
     <w:name w:val="Default Paragraph Font"/>
     <w:uiPriority w:val="1"/>
-    <w:semiHidden/>
     <w:unhideWhenUsed/>
   </w:style>
   <w:style w:type="table" w:default="1" w:styleId="Standaardtabel">
@@ -3298,6 +3879,24 @@
       <w:ind w:left="720"/>
       <w:contextualSpacing/>
     </w:pPr>
+  </w:style>
+  <w:style w:type="paragraph" w:styleId="Normaalweb">
+    <w:name w:val="Normal (Web)"/>
+    <w:basedOn w:val="Standaard"/>
+    <w:uiPriority w:val="99"/>
+    <w:semiHidden/>
+    <w:unhideWhenUsed/>
+    <w:rsid w:val="00D350EB"/>
+    <w:pPr>
+      <w:spacing w:before="100" w:beforeAutospacing="1" w:after="100" w:afterAutospacing="1" w:line="240" w:lineRule="auto"/>
+      <w:ind w:left="0" w:firstLine="0"/>
+    </w:pPr>
+    <w:rPr>
+      <w:rFonts w:ascii="Times New Roman" w:eastAsia="Times New Roman" w:hAnsi="Times New Roman" w:cs="Times New Roman"/>
+      <w:color w:val="auto"/>
+      <w:kern w:val="0"/>
+      <w14:ligatures w14:val="none"/>
+    </w:rPr>
   </w:style>
 </w:styles>
 </file>
@@ -3615,4 +4214,16 @@
     </a:ext>
   </a:extLst>
 </a:theme>
+</file>
+
+<file path=customXml/item1.xml><?xml version="1.0" encoding="utf-8"?>
+<b:Sources xmlns:b="http://schemas.openxmlformats.org/officeDocument/2006/bibliography" xmlns="http://schemas.openxmlformats.org/officeDocument/2006/bibliography" SelectedStyle="\APASixthEditionOfficeOnline.xsl" StyleName="APA" Version="6"/>
+</file>
+
+<file path=customXml/itemProps1.xml><?xml version="1.0" encoding="utf-8"?>
+<ds:datastoreItem xmlns:ds="http://schemas.openxmlformats.org/officeDocument/2006/customXml" ds:itemID="{804BACCA-9B99-4D11-A0F3-3AFC4E7F7128}">
+  <ds:schemaRefs>
+    <ds:schemaRef ds:uri="http://schemas.openxmlformats.org/officeDocument/2006/bibliography"/>
+  </ds:schemaRefs>
+</ds:datastoreItem>
 </file>